--- a/docs/Root Booking API Design.docx
+++ b/docs/Root Booking API Design.docx
@@ -3099,7 +3099,23 @@
           <w:rFonts w:asciiTheme="majorHAnsi" w:eastAsiaTheme="majorHAnsi" w:hAnsiTheme="majorHAnsi" w:hint="eastAsia"/>
           <w:szCs w:val="21"/>
         </w:rPr>
-        <w:t xml:space="preserve"> integer, </w:t>
+        <w:t xml:space="preserve"> </w:t>
+      </w:r>
+      <w:proofErr w:type="gramStart"/>
+      <w:r>
+        <w:rPr>
+          <w:rFonts w:asciiTheme="majorHAnsi" w:eastAsiaTheme="majorHAnsi" w:hAnsiTheme="majorHAnsi" w:hint="eastAsia"/>
+          <w:szCs w:val="21"/>
+        </w:rPr>
+        <w:t>integer,</w:t>
+      </w:r>
+      <w:proofErr w:type="gramEnd"/>
+      <w:r>
+        <w:rPr>
+          <w:rFonts w:asciiTheme="majorHAnsi" w:eastAsiaTheme="majorHAnsi" w:hAnsiTheme="majorHAnsi" w:hint="eastAsia"/>
+          <w:szCs w:val="21"/>
+        </w:rPr>
+        <w:t xml:space="preserve"> </w:t>
       </w:r>
       <w:r>
         <w:rPr>
@@ -3200,7 +3216,25 @@
           <w:szCs w:val="21"/>
           <w:shd w:val="pct15" w:color="auto" w:fill="FFFFFF"/>
         </w:rPr>
-        <w:t>404 RESERVATION_NOT_FOUND</w:t>
+        <w:t xml:space="preserve">404 </w:t>
+      </w:r>
+      <w:proofErr w:type="gramStart"/>
+      <w:r>
+        <w:rPr>
+          <w:rFonts w:asciiTheme="majorHAnsi" w:eastAsiaTheme="majorHAnsi" w:hAnsiTheme="majorHAnsi"/>
+          <w:szCs w:val="21"/>
+          <w:shd w:val="pct15" w:color="auto" w:fill="FFFFFF"/>
+        </w:rPr>
+        <w:t>RESERVATION</w:t>
+      </w:r>
+      <w:proofErr w:type="gramEnd"/>
+      <w:r>
+        <w:rPr>
+          <w:rFonts w:asciiTheme="majorHAnsi" w:eastAsiaTheme="majorHAnsi" w:hAnsiTheme="majorHAnsi"/>
+          <w:szCs w:val="21"/>
+          <w:shd w:val="pct15" w:color="auto" w:fill="FFFFFF"/>
+        </w:rPr>
+        <w:t>_NOT_FOUND</w:t>
       </w:r>
       <w:r>
         <w:rPr>
@@ -4071,12 +4105,21 @@
               <w:t>"type": "</w:t>
             </w:r>
             <w:proofErr w:type="spellStart"/>
+            <w:proofErr w:type="gramStart"/>
             <w:r>
               <w:rPr>
                 <w:rFonts w:asciiTheme="majorHAnsi" w:eastAsiaTheme="majorHAnsi" w:hAnsiTheme="majorHAnsi"/>
                 <w:szCs w:val="21"/>
               </w:rPr>
-              <w:t>urn:room-booking:error:validation-error</w:t>
+              <w:t>urn:room</w:t>
+            </w:r>
+            <w:proofErr w:type="gramEnd"/>
+            <w:r>
+              <w:rPr>
+                <w:rFonts w:asciiTheme="majorHAnsi" w:eastAsiaTheme="majorHAnsi" w:hAnsiTheme="majorHAnsi"/>
+                <w:szCs w:val="21"/>
+              </w:rPr>
+              <w:t>-booking:error:validation-error</w:t>
             </w:r>
             <w:proofErr w:type="spellEnd"/>
             <w:r>
@@ -4391,6 +4434,7 @@
               <w:t xml:space="preserve"> must use </w:t>
             </w:r>
             <w:proofErr w:type="spellStart"/>
+            <w:proofErr w:type="gramStart"/>
             <w:r>
               <w:rPr>
                 <w:rFonts w:asciiTheme="majorHAnsi" w:eastAsiaTheme="majorHAnsi" w:hAnsiTheme="majorHAnsi"/>
@@ -4404,7 +4448,15 @@
                 <w:rFonts w:asciiTheme="majorHAnsi" w:eastAsiaTheme="majorHAnsi" w:hAnsiTheme="majorHAnsi"/>
                 <w:szCs w:val="21"/>
               </w:rPr>
-              <w:t>."]</w:t>
+              <w:t>.</w:t>
+            </w:r>
+            <w:proofErr w:type="gramEnd"/>
+            <w:r>
+              <w:rPr>
+                <w:rFonts w:asciiTheme="majorHAnsi" w:eastAsiaTheme="majorHAnsi" w:hAnsiTheme="majorHAnsi"/>
+                <w:szCs w:val="21"/>
+              </w:rPr>
+              <w:t>"]</w:t>
             </w:r>
           </w:p>
           <w:p>
@@ -4544,7 +4596,23 @@
           <w:rFonts w:asciiTheme="majorHAnsi" w:eastAsiaTheme="majorHAnsi" w:hAnsiTheme="majorHAnsi"/>
           <w:szCs w:val="21"/>
         </w:rPr>
-        <w:t> is present only for field validation.</w:t>
+        <w:t> </w:t>
+      </w:r>
+      <w:proofErr w:type="gramStart"/>
+      <w:r>
+        <w:rPr>
+          <w:rFonts w:asciiTheme="majorHAnsi" w:eastAsiaTheme="majorHAnsi" w:hAnsiTheme="majorHAnsi"/>
+          <w:szCs w:val="21"/>
+        </w:rPr>
+        <w:t>is</w:t>
+      </w:r>
+      <w:proofErr w:type="gramEnd"/>
+      <w:r>
+        <w:rPr>
+          <w:rFonts w:asciiTheme="majorHAnsi" w:eastAsiaTheme="majorHAnsi" w:hAnsiTheme="majorHAnsi"/>
+          <w:szCs w:val="21"/>
+        </w:rPr>
+        <w:t xml:space="preserve"> present only for field validation.</w:t>
       </w:r>
     </w:p>
     <w:p>
@@ -5379,6 +5447,7 @@
               </w:rPr>
             </w:pPr>
             <w:proofErr w:type="spellStart"/>
+            <w:proofErr w:type="gramStart"/>
             <w:r>
               <w:rPr>
                 <w:rFonts w:asciiTheme="majorHAnsi" w:eastAsiaTheme="majorHAnsi" w:hAnsiTheme="majorHAnsi"/>
@@ -5387,6 +5456,7 @@
               <w:t>existing.StartMinute</w:t>
             </w:r>
             <w:proofErr w:type="spellEnd"/>
+            <w:proofErr w:type="gramEnd"/>
             <w:r>
               <w:rPr>
                 <w:rFonts w:asciiTheme="majorHAnsi" w:eastAsiaTheme="majorHAnsi" w:hAnsiTheme="majorHAnsi"/>
@@ -5421,6 +5491,7 @@
               <w:t xml:space="preserve">AND </w:t>
             </w:r>
             <w:proofErr w:type="spellStart"/>
+            <w:proofErr w:type="gramStart"/>
             <w:r>
               <w:rPr>
                 <w:rFonts w:asciiTheme="majorHAnsi" w:eastAsiaTheme="majorHAnsi" w:hAnsiTheme="majorHAnsi"/>
@@ -5429,6 +5500,7 @@
               <w:t>requested.StartMinute</w:t>
             </w:r>
             <w:proofErr w:type="spellEnd"/>
+            <w:proofErr w:type="gramEnd"/>
             <w:r>
               <w:rPr>
                 <w:rFonts w:asciiTheme="majorHAnsi" w:eastAsiaTheme="majorHAnsi" w:hAnsiTheme="majorHAnsi"/>
@@ -5525,7 +5597,7 @@
         </w:numPr>
         <w:jc w:val="left"/>
         <w:rPr>
-          <w:rFonts w:asciiTheme="majorHAnsi" w:eastAsiaTheme="majorHAnsi" w:hAnsiTheme="majorHAnsi" w:hint="eastAsia"/>
+          <w:rFonts w:asciiTheme="majorHAnsi" w:eastAsiaTheme="majorHAnsi" w:hAnsiTheme="majorHAnsi"/>
           <w:b/>
           <w:bCs/>
           <w:sz w:val="28"/>
@@ -5542,6 +5614,58 @@
         </w:rPr>
         <w:lastRenderedPageBreak/>
         <w:t>Data dictionary</w:t>
+      </w:r>
+    </w:p>
+    <w:p>
+      <w:pPr>
+        <w:jc w:val="left"/>
+        <w:rPr>
+          <w:rFonts w:asciiTheme="majorHAnsi" w:eastAsiaTheme="majorHAnsi" w:hAnsiTheme="majorHAnsi" w:hint="eastAsia"/>
+          <w:b/>
+          <w:bCs/>
+          <w:sz w:val="28"/>
+          <w:szCs w:val="28"/>
+        </w:rPr>
+      </w:pPr>
+      <w:r>
+        <w:rPr>
+          <w:noProof/>
+        </w:rPr>
+        <w:drawing>
+          <wp:inline distT="0" distB="0" distL="0" distR="0" wp14:anchorId="3D69C874" wp14:editId="294A5A02">
+            <wp:extent cx="4175185" cy="5463440"/>
+            <wp:effectExtent l="0" t="0" r="0" b="4445"/>
+            <wp:docPr id="2" name="图片 2"/>
+            <wp:cNvGraphicFramePr>
+              <a:graphicFrameLocks xmlns:a="http://schemas.openxmlformats.org/drawingml/2006/main" noChangeAspect="1"/>
+            </wp:cNvGraphicFramePr>
+            <a:graphic xmlns:a="http://schemas.openxmlformats.org/drawingml/2006/main">
+              <a:graphicData uri="http://schemas.openxmlformats.org/drawingml/2006/picture">
+                <pic:pic xmlns:pic="http://schemas.openxmlformats.org/drawingml/2006/picture">
+                  <pic:nvPicPr>
+                    <pic:cNvPr id="1" name=""/>
+                    <pic:cNvPicPr/>
+                  </pic:nvPicPr>
+                  <pic:blipFill>
+                    <a:blip r:embed="rId8"/>
+                    <a:stretch>
+                      <a:fillRect/>
+                    </a:stretch>
+                  </pic:blipFill>
+                  <pic:spPr>
+                    <a:xfrm>
+                      <a:off x="0" y="0"/>
+                      <a:ext cx="4178858" cy="5468246"/>
+                    </a:xfrm>
+                    <a:prstGeom prst="rect">
+                      <a:avLst/>
+                    </a:prstGeom>
+                  </pic:spPr>
+                </pic:pic>
+              </a:graphicData>
+            </a:graphic>
+          </wp:inline>
+        </w:drawing>
       </w:r>
     </w:p>
     <w:p>
@@ -6444,6 +6568,7 @@
           <w:sz w:val="24"/>
           <w:szCs w:val="24"/>
         </w:rPr>
+        <w:lastRenderedPageBreak/>
         <w:t>Table: Reservations</w:t>
       </w:r>
     </w:p>
@@ -7878,7 +8003,6 @@
           <w:sz w:val="28"/>
           <w:szCs w:val="28"/>
         </w:rPr>
-        <w:lastRenderedPageBreak/>
         <w:t>Performance decisions</w:t>
       </w:r>
     </w:p>

--- a/docs/Root Booking API Design.docx
+++ b/docs/Root Booking API Design.docx
@@ -349,69 +349,38 @@
       </w:pPr>
       <w:r>
         <w:rPr>
-          <w:rFonts w:asciiTheme="majorHAnsi" w:eastAsiaTheme="majorHAnsi" w:hAnsiTheme="majorHAnsi"/>
-          <w:b/>
-          <w:bCs/>
-          <w:noProof/>
-          <w:sz w:val="28"/>
-          <w:szCs w:val="28"/>
-        </w:rPr>
-        <w:drawing>
-          <wp:inline distT="0" distB="0" distL="0" distR="0" wp14:anchorId="12FE7773" wp14:editId="79B1BA7F">
-            <wp:extent cx="5274310" cy="3923030"/>
-            <wp:effectExtent l="0" t="0" r="2540" b="1270"/>
-            <wp:docPr id="1" name="图片 1"/>
-            <wp:cNvGraphicFramePr>
-              <a:graphicFrameLocks xmlns:a="http://schemas.openxmlformats.org/drawingml/2006/main" noChangeAspect="1"/>
-            </wp:cNvGraphicFramePr>
-            <a:graphic xmlns:a="http://schemas.openxmlformats.org/drawingml/2006/main">
-              <a:graphicData uri="http://schemas.openxmlformats.org/drawingml/2006/picture">
-                <pic:pic xmlns:pic="http://schemas.openxmlformats.org/drawingml/2006/picture">
-                  <pic:nvPicPr>
-                    <pic:cNvPr id="1" name=""/>
-                    <pic:cNvPicPr/>
-                  </pic:nvPicPr>
-                  <pic:blipFill>
-                    <a:blip r:embed="rId5"/>
-                    <a:stretch>
-                      <a:fillRect/>
-                    </a:stretch>
-                  </pic:blipFill>
-                  <pic:spPr>
-                    <a:xfrm>
-                      <a:off x="0" y="0"/>
-                      <a:ext cx="5274310" cy="3923030"/>
-                    </a:xfrm>
-                    <a:prstGeom prst="rect">
-                      <a:avLst/>
-                    </a:prstGeom>
-                  </pic:spPr>
-                </pic:pic>
-              </a:graphicData>
-            </a:graphic>
-          </wp:inline>
-        </w:drawing>
+          <w:rFonts w:hint="eastAsia"/>
+        </w:rPr>
+        <w:object w:dxaOrig="7905" w:dyaOrig="8685" w14:anchorId="31A0BF3B">
+          <v:shapetype id="_x0000_t75" coordsize="21600,21600" o:spt="75" o:preferrelative="t" path="m@4@5l@4@11@9@11@9@5xe" filled="f" stroked="f">
+            <v:stroke joinstyle="miter"/>
+            <v:formulas>
+              <v:f eqn="if lineDrawn pixelLineWidth 0"/>
+              <v:f eqn="sum @0 1 0"/>
+              <v:f eqn="sum 0 0 @1"/>
+              <v:f eqn="prod @2 1 2"/>
+              <v:f eqn="prod @3 21600 pixelWidth"/>
+              <v:f eqn="prod @3 21600 pixelHeight"/>
+              <v:f eqn="sum @0 0 1"/>
+              <v:f eqn="prod @6 1 2"/>
+              <v:f eqn="prod @7 21600 pixelWidth"/>
+              <v:f eqn="sum @8 21600 0"/>
+              <v:f eqn="prod @7 21600 pixelHeight"/>
+              <v:f eqn="sum @10 21600 0"/>
+            </v:formulas>
+            <v:path o:extrusionok="f" gradientshapeok="t" o:connecttype="rect"/>
+            <o:lock v:ext="edit" aspectratio="t"/>
+          </v:shapetype>
+          <v:shape id="_x0000_i1029" type="#_x0000_t75" style="width:335.55pt;height:368.85pt" o:ole="">
+            <v:imagedata r:id="rId7" o:title=""/>
+          </v:shape>
+          <o:OLEObject Type="Embed" ProgID="Visio.Drawing.15" ShapeID="_x0000_i1029" DrawAspect="Content" ObjectID="_1852058144" r:id="rId8"/>
+        </w:object>
       </w:r>
     </w:p>
     <w:p>
       <w:pPr>
         <w:widowControl/>
-        <w:jc w:val="left"/>
-        <w:rPr>
-          <w:rFonts w:asciiTheme="majorHAnsi" w:eastAsiaTheme="majorHAnsi" w:hAnsiTheme="majorHAnsi" w:hint="eastAsia"/>
-          <w:szCs w:val="21"/>
-        </w:rPr>
-      </w:pPr>
-      <w:r>
-        <w:rPr>
-          <w:rFonts w:asciiTheme="majorHAnsi" w:eastAsiaTheme="majorHAnsi" w:hAnsiTheme="majorHAnsi" w:hint="eastAsia"/>
-          <w:szCs w:val="21"/>
-        </w:rPr>
-        <w:br w:type="page"/>
-      </w:r>
-    </w:p>
-    <w:p>
-      <w:pPr>
         <w:jc w:val="left"/>
         <w:rPr>
           <w:rFonts w:asciiTheme="majorHAnsi" w:eastAsiaTheme="majorHAnsi" w:hAnsiTheme="majorHAnsi" w:hint="eastAsia"/>
@@ -421,6 +390,13 @@
           <w:szCs w:val="28"/>
         </w:rPr>
       </w:pPr>
+      <w:r>
+        <w:rPr>
+          <w:rFonts w:asciiTheme="majorHAnsi" w:eastAsiaTheme="majorHAnsi" w:hAnsiTheme="majorHAnsi" w:hint="eastAsia"/>
+          <w:szCs w:val="21"/>
+        </w:rPr>
+        <w:br w:type="page"/>
+      </w:r>
       <w:r>
         <w:rPr>
           <w:rFonts w:asciiTheme="majorHAnsi" w:eastAsiaTheme="majorHAnsi" w:hAnsiTheme="majorHAnsi"/>
@@ -564,7 +540,6 @@
         </w:rPr>
         <w:t>: </w:t>
       </w:r>
-      <w:proofErr w:type="spellStart"/>
       <w:r>
         <w:rPr>
           <w:rFonts w:asciiTheme="majorHAnsi" w:eastAsiaTheme="majorHAnsi" w:hAnsiTheme="majorHAnsi"/>
@@ -573,7 +548,6 @@
         </w:rPr>
         <w:t>RoomController</w:t>
       </w:r>
-      <w:proofErr w:type="spellEnd"/>
       <w:r>
         <w:rPr>
           <w:rFonts w:asciiTheme="majorHAnsi" w:eastAsiaTheme="majorHAnsi" w:hAnsiTheme="majorHAnsi"/>
@@ -581,7 +555,6 @@
         </w:rPr>
         <w:t> and </w:t>
       </w:r>
-      <w:proofErr w:type="spellStart"/>
       <w:r>
         <w:rPr>
           <w:rFonts w:asciiTheme="majorHAnsi" w:eastAsiaTheme="majorHAnsi" w:hAnsiTheme="majorHAnsi"/>
@@ -590,7 +563,6 @@
         </w:rPr>
         <w:t>ReservationController</w:t>
       </w:r>
-      <w:proofErr w:type="spellEnd"/>
       <w:r>
         <w:rPr>
           <w:rFonts w:asciiTheme="majorHAnsi" w:eastAsiaTheme="majorHAnsi" w:hAnsiTheme="majorHAnsi"/>
@@ -627,7 +599,6 @@
         </w:rPr>
         <w:t>: </w:t>
       </w:r>
-      <w:proofErr w:type="spellStart"/>
       <w:r>
         <w:rPr>
           <w:rFonts w:asciiTheme="majorHAnsi" w:eastAsiaTheme="majorHAnsi" w:hAnsiTheme="majorHAnsi"/>
@@ -636,7 +607,6 @@
         </w:rPr>
         <w:t>IRoomService</w:t>
       </w:r>
-      <w:proofErr w:type="spellEnd"/>
       <w:r>
         <w:rPr>
           <w:rFonts w:asciiTheme="majorHAnsi" w:eastAsiaTheme="majorHAnsi" w:hAnsiTheme="majorHAnsi"/>
@@ -644,7 +614,6 @@
         </w:rPr>
         <w:t> and </w:t>
       </w:r>
-      <w:proofErr w:type="spellStart"/>
       <w:r>
         <w:rPr>
           <w:rFonts w:asciiTheme="majorHAnsi" w:eastAsiaTheme="majorHAnsi" w:hAnsiTheme="majorHAnsi"/>
@@ -653,7 +622,6 @@
         </w:rPr>
         <w:t>IReservationService</w:t>
       </w:r>
-      <w:proofErr w:type="spellEnd"/>
       <w:r>
         <w:rPr>
           <w:rFonts w:asciiTheme="majorHAnsi" w:eastAsiaTheme="majorHAnsi" w:hAnsiTheme="majorHAnsi"/>
@@ -690,7 +658,6 @@
         </w:rPr>
         <w:t>: </w:t>
       </w:r>
-      <w:proofErr w:type="spellStart"/>
       <w:r>
         <w:rPr>
           <w:rFonts w:asciiTheme="majorHAnsi" w:eastAsiaTheme="majorHAnsi" w:hAnsiTheme="majorHAnsi"/>
@@ -699,7 +666,6 @@
         </w:rPr>
         <w:t>RoomService</w:t>
       </w:r>
-      <w:proofErr w:type="spellEnd"/>
       <w:r>
         <w:rPr>
           <w:rFonts w:asciiTheme="majorHAnsi" w:eastAsiaTheme="majorHAnsi" w:hAnsiTheme="majorHAnsi"/>
@@ -707,7 +673,6 @@
         </w:rPr>
         <w:t> and </w:t>
       </w:r>
-      <w:proofErr w:type="spellStart"/>
       <w:r>
         <w:rPr>
           <w:rFonts w:asciiTheme="majorHAnsi" w:eastAsiaTheme="majorHAnsi" w:hAnsiTheme="majorHAnsi"/>
@@ -716,7 +681,6 @@
         </w:rPr>
         <w:t>ReservationService</w:t>
       </w:r>
-      <w:proofErr w:type="spellEnd"/>
       <w:r>
         <w:rPr>
           <w:rFonts w:asciiTheme="majorHAnsi" w:eastAsiaTheme="majorHAnsi" w:hAnsiTheme="majorHAnsi"/>
@@ -753,7 +717,6 @@
         </w:rPr>
         <w:t>: EF Core </w:t>
       </w:r>
-      <w:proofErr w:type="spellStart"/>
       <w:r>
         <w:rPr>
           <w:rFonts w:asciiTheme="majorHAnsi" w:eastAsiaTheme="majorHAnsi" w:hAnsiTheme="majorHAnsi"/>
@@ -762,7 +725,6 @@
         </w:rPr>
         <w:t>DbContext</w:t>
       </w:r>
-      <w:proofErr w:type="spellEnd"/>
       <w:r>
         <w:rPr>
           <w:rFonts w:asciiTheme="majorHAnsi" w:eastAsiaTheme="majorHAnsi" w:hAnsiTheme="majorHAnsi"/>
@@ -883,7 +845,6 @@
         </w:rPr>
         <w:t> </w:t>
       </w:r>
-      <w:proofErr w:type="spellStart"/>
       <w:r>
         <w:rPr>
           <w:rFonts w:asciiTheme="majorHAnsi" w:eastAsiaTheme="majorHAnsi" w:hAnsiTheme="majorHAnsi"/>
@@ -892,7 +853,6 @@
         </w:rPr>
         <w:t>RoomData</w:t>
       </w:r>
-      <w:proofErr w:type="spellEnd"/>
       <w:r>
         <w:rPr>
           <w:rFonts w:asciiTheme="majorHAnsi" w:eastAsiaTheme="majorHAnsi" w:hAnsiTheme="majorHAnsi"/>
@@ -900,7 +860,6 @@
         </w:rPr>
         <w:t> and </w:t>
       </w:r>
-      <w:proofErr w:type="spellStart"/>
       <w:r>
         <w:rPr>
           <w:rFonts w:asciiTheme="majorHAnsi" w:eastAsiaTheme="majorHAnsi" w:hAnsiTheme="majorHAnsi"/>
@@ -909,7 +868,6 @@
         </w:rPr>
         <w:t>ReservationData</w:t>
       </w:r>
-      <w:proofErr w:type="spellEnd"/>
       <w:r>
         <w:rPr>
           <w:rFonts w:asciiTheme="majorHAnsi" w:eastAsiaTheme="majorHAnsi" w:hAnsiTheme="majorHAnsi"/>
@@ -960,7 +918,6 @@
         </w:rPr>
         <w:t> </w:t>
       </w:r>
-      <w:proofErr w:type="spellStart"/>
       <w:r>
         <w:rPr>
           <w:rFonts w:asciiTheme="majorHAnsi" w:eastAsiaTheme="majorHAnsi" w:hAnsiTheme="majorHAnsi"/>
@@ -969,7 +926,6 @@
         </w:rPr>
         <w:t>RoomModel</w:t>
       </w:r>
-      <w:proofErr w:type="spellEnd"/>
       <w:r>
         <w:rPr>
           <w:rFonts w:asciiTheme="majorHAnsi" w:eastAsiaTheme="majorHAnsi" w:hAnsiTheme="majorHAnsi"/>
@@ -977,7 +933,6 @@
         </w:rPr>
         <w:t> and </w:t>
       </w:r>
-      <w:proofErr w:type="spellStart"/>
       <w:r>
         <w:rPr>
           <w:rFonts w:asciiTheme="majorHAnsi" w:eastAsiaTheme="majorHAnsi" w:hAnsiTheme="majorHAnsi"/>
@@ -986,7 +941,6 @@
         </w:rPr>
         <w:t>ReservationModel</w:t>
       </w:r>
-      <w:proofErr w:type="spellEnd"/>
       <w:r>
         <w:rPr>
           <w:rFonts w:asciiTheme="majorHAnsi" w:eastAsiaTheme="majorHAnsi" w:hAnsiTheme="majorHAnsi"/>
@@ -994,7 +948,6 @@
         </w:rPr>
         <w:t> use business-oriented values such as typed identifiers, </w:t>
       </w:r>
-      <w:proofErr w:type="spellStart"/>
       <w:r>
         <w:rPr>
           <w:rFonts w:asciiTheme="majorHAnsi" w:eastAsiaTheme="majorHAnsi" w:hAnsiTheme="majorHAnsi"/>
@@ -1003,7 +956,6 @@
         </w:rPr>
         <w:t>DateOnly</w:t>
       </w:r>
-      <w:proofErr w:type="spellEnd"/>
       <w:r>
         <w:rPr>
           <w:rFonts w:asciiTheme="majorHAnsi" w:eastAsiaTheme="majorHAnsi" w:hAnsiTheme="majorHAnsi"/>
@@ -1011,7 +963,6 @@
         </w:rPr>
         <w:t>, </w:t>
       </w:r>
-      <w:proofErr w:type="spellStart"/>
       <w:r>
         <w:rPr>
           <w:rFonts w:asciiTheme="majorHAnsi" w:eastAsiaTheme="majorHAnsi" w:hAnsiTheme="majorHAnsi"/>
@@ -1020,7 +971,6 @@
         </w:rPr>
         <w:t>TimeOnly</w:t>
       </w:r>
-      <w:proofErr w:type="spellEnd"/>
       <w:r>
         <w:rPr>
           <w:rFonts w:asciiTheme="majorHAnsi" w:eastAsiaTheme="majorHAnsi" w:hAnsiTheme="majorHAnsi"/>
@@ -1057,7 +1007,6 @@
         </w:rPr>
         <w:t> </w:t>
       </w:r>
-      <w:proofErr w:type="spellStart"/>
       <w:r>
         <w:rPr>
           <w:rFonts w:asciiTheme="majorHAnsi" w:eastAsiaTheme="majorHAnsi" w:hAnsiTheme="majorHAnsi"/>
@@ -1066,7 +1015,6 @@
         </w:rPr>
         <w:t>RoomEntity</w:t>
       </w:r>
-      <w:proofErr w:type="spellEnd"/>
       <w:r>
         <w:rPr>
           <w:rFonts w:asciiTheme="majorHAnsi" w:eastAsiaTheme="majorHAnsi" w:hAnsiTheme="majorHAnsi"/>
@@ -1074,7 +1022,6 @@
         </w:rPr>
         <w:t> and </w:t>
       </w:r>
-      <w:proofErr w:type="spellStart"/>
       <w:r>
         <w:rPr>
           <w:rFonts w:asciiTheme="majorHAnsi" w:eastAsiaTheme="majorHAnsi" w:hAnsiTheme="majorHAnsi"/>
@@ -1083,7 +1030,6 @@
         </w:rPr>
         <w:t>ReservationEntity</w:t>
       </w:r>
-      <w:proofErr w:type="spellEnd"/>
       <w:r>
         <w:rPr>
           <w:rFonts w:asciiTheme="majorHAnsi" w:eastAsiaTheme="majorHAnsi" w:hAnsiTheme="majorHAnsi"/>
@@ -1091,7 +1037,6 @@
         </w:rPr>
         <w:t> contain EF Core persistence values, including </w:t>
       </w:r>
-      <w:proofErr w:type="spellStart"/>
       <w:r>
         <w:rPr>
           <w:rFonts w:asciiTheme="majorHAnsi" w:eastAsiaTheme="majorHAnsi" w:hAnsiTheme="majorHAnsi"/>
@@ -1100,7 +1045,6 @@
         </w:rPr>
         <w:t>StartMinute</w:t>
       </w:r>
-      <w:proofErr w:type="spellEnd"/>
       <w:r>
         <w:rPr>
           <w:rFonts w:asciiTheme="majorHAnsi" w:eastAsiaTheme="majorHAnsi" w:hAnsiTheme="majorHAnsi"/>
@@ -1108,7 +1052,6 @@
         </w:rPr>
         <w:t>, </w:t>
       </w:r>
-      <w:proofErr w:type="spellStart"/>
       <w:r>
         <w:rPr>
           <w:rFonts w:asciiTheme="majorHAnsi" w:eastAsiaTheme="majorHAnsi" w:hAnsiTheme="majorHAnsi"/>
@@ -1117,7 +1060,6 @@
         </w:rPr>
         <w:t>EndMinute</w:t>
       </w:r>
-      <w:proofErr w:type="spellEnd"/>
       <w:r>
         <w:rPr>
           <w:rFonts w:asciiTheme="majorHAnsi" w:eastAsiaTheme="majorHAnsi" w:hAnsiTheme="majorHAnsi"/>
@@ -1204,45 +1146,14 @@
       </w:pPr>
       <w:r>
         <w:rPr>
-          <w:rFonts w:asciiTheme="majorHAnsi" w:eastAsiaTheme="majorHAnsi" w:hAnsiTheme="majorHAnsi"/>
-          <w:noProof/>
-          <w:szCs w:val="21"/>
-        </w:rPr>
-        <w:drawing>
-          <wp:inline distT="0" distB="0" distL="0" distR="0" wp14:anchorId="2B09A816" wp14:editId="6546D2B1">
-            <wp:extent cx="6239089" cy="7375585"/>
-            <wp:effectExtent l="0" t="0" r="9525" b="0"/>
-            <wp:docPr id="5" name="图片 5"/>
-            <wp:cNvGraphicFramePr>
-              <a:graphicFrameLocks xmlns:a="http://schemas.openxmlformats.org/drawingml/2006/main" noChangeAspect="1"/>
-            </wp:cNvGraphicFramePr>
-            <a:graphic xmlns:a="http://schemas.openxmlformats.org/drawingml/2006/main">
-              <a:graphicData uri="http://schemas.openxmlformats.org/drawingml/2006/picture">
-                <pic:pic xmlns:pic="http://schemas.openxmlformats.org/drawingml/2006/picture">
-                  <pic:nvPicPr>
-                    <pic:cNvPr id="1" name=""/>
-                    <pic:cNvPicPr/>
-                  </pic:nvPicPr>
-                  <pic:blipFill>
-                    <a:blip r:embed="rId6"/>
-                    <a:stretch>
-                      <a:fillRect/>
-                    </a:stretch>
-                  </pic:blipFill>
-                  <pic:spPr>
-                    <a:xfrm>
-                      <a:off x="0" y="0"/>
-                      <a:ext cx="6257049" cy="7396816"/>
-                    </a:xfrm>
-                    <a:prstGeom prst="rect">
-                      <a:avLst/>
-                    </a:prstGeom>
-                  </pic:spPr>
-                </pic:pic>
-              </a:graphicData>
-            </a:graphic>
-          </wp:inline>
-        </w:drawing>
+          <w:rFonts w:hint="eastAsia"/>
+        </w:rPr>
+        <w:object w:dxaOrig="18391" w:dyaOrig="29175" w14:anchorId="2D8AB149">
+          <v:shape id="_x0000_i1025" type="#_x0000_t75" style="width:434.7pt;height:690.1pt" o:ole="">
+            <v:imagedata r:id="rId9" o:title=""/>
+          </v:shape>
+          <o:OLEObject Type="Embed" ProgID="Visio.Drawing.15" ShapeID="_x0000_i1025" DrawAspect="Content" ObjectID="_1852058145" r:id="rId10"/>
+        </w:object>
       </w:r>
     </w:p>
     <w:p>
@@ -1294,24 +1205,29 @@
           <w:szCs w:val="21"/>
           <w:shd w:val="pct15" w:color="auto" w:fill="FFFFFF"/>
         </w:rPr>
-        <w:t>application/</w:t>
-      </w:r>
-      <w:proofErr w:type="spellStart"/>
+        <w:t>application/json</w:t>
+      </w:r>
+      <w:r>
+        <w:rPr>
+          <w:rFonts w:asciiTheme="majorHAnsi" w:eastAsiaTheme="majorHAnsi" w:hAnsiTheme="majorHAnsi"/>
+          <w:szCs w:val="21"/>
+        </w:rPr>
+        <w:t>. Problems use </w:t>
+      </w:r>
       <w:r>
         <w:rPr>
           <w:rFonts w:asciiTheme="majorHAnsi" w:eastAsiaTheme="majorHAnsi" w:hAnsiTheme="majorHAnsi"/>
           <w:szCs w:val="21"/>
           <w:shd w:val="pct15" w:color="auto" w:fill="FFFFFF"/>
         </w:rPr>
-        <w:t>json</w:t>
-      </w:r>
-      <w:proofErr w:type="spellEnd"/>
-      <w:r>
-        <w:rPr>
-          <w:rFonts w:asciiTheme="majorHAnsi" w:eastAsiaTheme="majorHAnsi" w:hAnsiTheme="majorHAnsi"/>
-          <w:szCs w:val="21"/>
-        </w:rPr>
-        <w:t>. Problems use </w:t>
+        <w:t>application/problem+json</w:t>
+      </w:r>
+      <w:r>
+        <w:rPr>
+          <w:rFonts w:asciiTheme="majorHAnsi" w:eastAsiaTheme="majorHAnsi" w:hAnsiTheme="majorHAnsi"/>
+          <w:szCs w:val="21"/>
+        </w:rPr>
+        <w:t>. POST requires </w:t>
       </w:r>
       <w:r>
         <w:rPr>
@@ -1319,43 +1235,8 @@
           <w:szCs w:val="21"/>
           <w:shd w:val="pct15" w:color="auto" w:fill="FFFFFF"/>
         </w:rPr>
-        <w:t>application/</w:t>
-      </w:r>
-      <w:proofErr w:type="spellStart"/>
-      <w:r>
-        <w:rPr>
-          <w:rFonts w:asciiTheme="majorHAnsi" w:eastAsiaTheme="majorHAnsi" w:hAnsiTheme="majorHAnsi"/>
-          <w:szCs w:val="21"/>
-          <w:shd w:val="pct15" w:color="auto" w:fill="FFFFFF"/>
-        </w:rPr>
-        <w:t>problem+json</w:t>
-      </w:r>
-      <w:proofErr w:type="spellEnd"/>
-      <w:r>
-        <w:rPr>
-          <w:rFonts w:asciiTheme="majorHAnsi" w:eastAsiaTheme="majorHAnsi" w:hAnsiTheme="majorHAnsi"/>
-          <w:szCs w:val="21"/>
-        </w:rPr>
-        <w:t>. POST requires </w:t>
-      </w:r>
-      <w:r>
-        <w:rPr>
-          <w:rFonts w:asciiTheme="majorHAnsi" w:eastAsiaTheme="majorHAnsi" w:hAnsiTheme="majorHAnsi"/>
-          <w:szCs w:val="21"/>
-          <w:shd w:val="pct15" w:color="auto" w:fill="FFFFFF"/>
-        </w:rPr>
-        <w:t>Content-Type: application/</w:t>
-      </w:r>
-      <w:proofErr w:type="spellStart"/>
-      <w:r>
-        <w:rPr>
-          <w:rFonts w:asciiTheme="majorHAnsi" w:eastAsiaTheme="majorHAnsi" w:hAnsiTheme="majorHAnsi"/>
-          <w:szCs w:val="21"/>
-          <w:shd w:val="pct15" w:color="auto" w:fill="FFFFFF"/>
-        </w:rPr>
-        <w:t>json</w:t>
-      </w:r>
-      <w:proofErr w:type="spellEnd"/>
+        <w:t>Content-Type: application/json</w:t>
+      </w:r>
       <w:r>
         <w:rPr>
           <w:rFonts w:asciiTheme="majorHAnsi" w:eastAsiaTheme="majorHAnsi" w:hAnsiTheme="majorHAnsi"/>
@@ -2186,7 +2067,6 @@
                 <w:szCs w:val="21"/>
               </w:rPr>
             </w:pPr>
-            <w:proofErr w:type="spellStart"/>
             <w:r>
               <w:rPr>
                 <w:rFonts w:asciiTheme="majorHAnsi" w:eastAsiaTheme="majorHAnsi" w:hAnsiTheme="majorHAnsi"/>
@@ -2195,7 +2075,6 @@
               </w:rPr>
               <w:t>HH:mm</w:t>
             </w:r>
-            <w:proofErr w:type="spellEnd"/>
             <w:r>
               <w:rPr>
                 <w:rFonts w:asciiTheme="majorHAnsi" w:eastAsiaTheme="majorHAnsi" w:hAnsiTheme="majorHAnsi"/>
@@ -2261,7 +2140,6 @@
                 <w:szCs w:val="21"/>
               </w:rPr>
             </w:pPr>
-            <w:proofErr w:type="spellStart"/>
             <w:r>
               <w:rPr>
                 <w:rFonts w:asciiTheme="majorHAnsi" w:eastAsiaTheme="majorHAnsi" w:hAnsiTheme="majorHAnsi"/>
@@ -2270,7 +2148,6 @@
               </w:rPr>
               <w:t>HH:mm</w:t>
             </w:r>
-            <w:proofErr w:type="spellEnd"/>
             <w:r>
               <w:rPr>
                 <w:rFonts w:asciiTheme="majorHAnsi" w:eastAsiaTheme="majorHAnsi" w:hAnsiTheme="majorHAnsi"/>
@@ -2315,7 +2192,6 @@
                 <w:szCs w:val="21"/>
               </w:rPr>
             </w:pPr>
-            <w:proofErr w:type="spellStart"/>
             <w:r>
               <w:rPr>
                 <w:rFonts w:asciiTheme="majorHAnsi" w:eastAsiaTheme="majorHAnsi" w:hAnsiTheme="majorHAnsi" w:hint="eastAsia"/>
@@ -2323,7 +2199,6 @@
               </w:rPr>
               <w:t>createdAt</w:t>
             </w:r>
-            <w:proofErr w:type="spellEnd"/>
           </w:p>
         </w:tc>
         <w:tc>
@@ -2437,25 +2312,7 @@
           <w:szCs w:val="21"/>
           <w:shd w:val="pct15" w:color="auto" w:fill="FFFFFF"/>
         </w:rPr>
-        <w:t>GET /</w:t>
-      </w:r>
-      <w:proofErr w:type="spellStart"/>
-      <w:r>
-        <w:rPr>
-          <w:rFonts w:asciiTheme="majorHAnsi" w:eastAsiaTheme="majorHAnsi" w:hAnsiTheme="majorHAnsi"/>
-          <w:szCs w:val="21"/>
-          <w:shd w:val="pct15" w:color="auto" w:fill="FFFFFF"/>
-        </w:rPr>
-        <w:t>api</w:t>
-      </w:r>
-      <w:proofErr w:type="spellEnd"/>
-      <w:r>
-        <w:rPr>
-          <w:rFonts w:asciiTheme="majorHAnsi" w:eastAsiaTheme="majorHAnsi" w:hAnsiTheme="majorHAnsi"/>
-          <w:szCs w:val="21"/>
-          <w:shd w:val="pct15" w:color="auto" w:fill="FFFFFF"/>
-        </w:rPr>
-        <w:t>/v1/rooms</w:t>
+        <w:t>GET /api/v1/rooms</w:t>
       </w:r>
     </w:p>
     <w:p>
@@ -2659,69 +2516,15 @@
           <w:szCs w:val="21"/>
           <w:shd w:val="pct15" w:color="auto" w:fill="FFFFFF"/>
         </w:rPr>
-        <w:t>/</w:t>
-      </w:r>
-      <w:proofErr w:type="spellStart"/>
-      <w:r>
-        <w:rPr>
-          <w:rFonts w:asciiTheme="majorHAnsi" w:eastAsiaTheme="majorHAnsi" w:hAnsiTheme="majorHAnsi"/>
+        <w:t>/api/v1/reservations?</w:t>
+      </w:r>
+      <w:r>
+        <w:rPr>
+          <w:rFonts w:asciiTheme="majorHAnsi" w:eastAsiaTheme="majorHAnsi" w:hAnsiTheme="majorHAnsi" w:hint="eastAsia"/>
           <w:szCs w:val="21"/>
           <w:shd w:val="pct15" w:color="auto" w:fill="FFFFFF"/>
         </w:rPr>
-        <w:t>api</w:t>
-      </w:r>
-      <w:proofErr w:type="spellEnd"/>
-      <w:r>
-        <w:rPr>
-          <w:rFonts w:asciiTheme="majorHAnsi" w:eastAsiaTheme="majorHAnsi" w:hAnsiTheme="majorHAnsi"/>
-          <w:szCs w:val="21"/>
-          <w:shd w:val="pct15" w:color="auto" w:fill="FFFFFF"/>
-        </w:rPr>
-        <w:t>/v1/</w:t>
-      </w:r>
-      <w:proofErr w:type="spellStart"/>
-      <w:r>
-        <w:rPr>
-          <w:rFonts w:asciiTheme="majorHAnsi" w:eastAsiaTheme="majorHAnsi" w:hAnsiTheme="majorHAnsi"/>
-          <w:szCs w:val="21"/>
-          <w:shd w:val="pct15" w:color="auto" w:fill="FFFFFF"/>
-        </w:rPr>
-        <w:t>reservations?</w:t>
-      </w:r>
-      <w:r>
-        <w:rPr>
-          <w:rFonts w:asciiTheme="majorHAnsi" w:eastAsiaTheme="majorHAnsi" w:hAnsiTheme="majorHAnsi" w:hint="eastAsia"/>
-          <w:szCs w:val="21"/>
-          <w:shd w:val="pct15" w:color="auto" w:fill="FFFFFF"/>
-        </w:rPr>
-        <w:t>room</w:t>
-      </w:r>
-      <w:proofErr w:type="spellEnd"/>
-      <w:r>
-        <w:rPr>
-          <w:rFonts w:asciiTheme="majorHAnsi" w:eastAsiaTheme="majorHAnsi" w:hAnsiTheme="majorHAnsi" w:hint="eastAsia"/>
-          <w:szCs w:val="21"/>
-          <w:shd w:val="pct15" w:color="auto" w:fill="FFFFFF"/>
-        </w:rPr>
-        <w:t>={</w:t>
-      </w:r>
-      <w:proofErr w:type="spellStart"/>
-      <w:r>
-        <w:rPr>
-          <w:rFonts w:asciiTheme="majorHAnsi" w:eastAsiaTheme="majorHAnsi" w:hAnsiTheme="majorHAnsi" w:hint="eastAsia"/>
-          <w:szCs w:val="21"/>
-          <w:shd w:val="pct15" w:color="auto" w:fill="FFFFFF"/>
-        </w:rPr>
-        <w:t>roomId</w:t>
-      </w:r>
-      <w:proofErr w:type="spellEnd"/>
-      <w:r>
-        <w:rPr>
-          <w:rFonts w:asciiTheme="majorHAnsi" w:eastAsiaTheme="majorHAnsi" w:hAnsiTheme="majorHAnsi" w:hint="eastAsia"/>
-          <w:szCs w:val="21"/>
-          <w:shd w:val="pct15" w:color="auto" w:fill="FFFFFF"/>
-        </w:rPr>
-        <w:t>}&amp;d</w:t>
+        <w:t>room={roomId}&amp;d</w:t>
       </w:r>
       <w:r>
         <w:rPr>
@@ -2755,7 +2558,6 @@
           <w:szCs w:val="21"/>
         </w:rPr>
       </w:pPr>
-      <w:proofErr w:type="spellStart"/>
       <w:r>
         <w:rPr>
           <w:rFonts w:asciiTheme="majorHAnsi" w:eastAsiaTheme="majorHAnsi" w:hAnsiTheme="majorHAnsi"/>
@@ -2764,7 +2566,6 @@
         </w:rPr>
         <w:t>roomId</w:t>
       </w:r>
-      <w:proofErr w:type="spellEnd"/>
       <w:r>
         <w:rPr>
           <w:rFonts w:asciiTheme="majorHAnsi" w:eastAsiaTheme="majorHAnsi" w:hAnsiTheme="majorHAnsi"/>
@@ -3041,25 +2842,7 @@
           <w:szCs w:val="21"/>
           <w:shd w:val="pct15" w:color="auto" w:fill="FFFFFF"/>
         </w:rPr>
-        <w:t>GET /</w:t>
-      </w:r>
-      <w:proofErr w:type="spellStart"/>
-      <w:r>
-        <w:rPr>
-          <w:rFonts w:asciiTheme="majorHAnsi" w:eastAsiaTheme="majorHAnsi" w:hAnsiTheme="majorHAnsi"/>
-          <w:szCs w:val="21"/>
-          <w:shd w:val="pct15" w:color="auto" w:fill="FFFFFF"/>
-        </w:rPr>
-        <w:t>api</w:t>
-      </w:r>
-      <w:proofErr w:type="spellEnd"/>
-      <w:r>
-        <w:rPr>
-          <w:rFonts w:asciiTheme="majorHAnsi" w:eastAsiaTheme="majorHAnsi" w:hAnsiTheme="majorHAnsi"/>
-          <w:szCs w:val="21"/>
-          <w:shd w:val="pct15" w:color="auto" w:fill="FFFFFF"/>
-        </w:rPr>
-        <w:t>/v1/reservations/{id}</w:t>
+        <w:t>GET /api/v1/reservations/{id}</w:t>
       </w:r>
     </w:p>
     <w:p>
@@ -3077,7 +2860,6 @@
           <w:szCs w:val="21"/>
         </w:rPr>
       </w:pPr>
-      <w:proofErr w:type="spellStart"/>
       <w:r>
         <w:rPr>
           <w:rFonts w:asciiTheme="majorHAnsi" w:eastAsiaTheme="majorHAnsi" w:hAnsiTheme="majorHAnsi"/>
@@ -3086,7 +2868,6 @@
         </w:rPr>
         <w:t>id</w:t>
       </w:r>
-      <w:proofErr w:type="spellEnd"/>
       <w:r>
         <w:rPr>
           <w:rFonts w:asciiTheme="majorHAnsi" w:eastAsiaTheme="majorHAnsi" w:hAnsiTheme="majorHAnsi"/>
@@ -3099,23 +2880,7 @@
           <w:rFonts w:asciiTheme="majorHAnsi" w:eastAsiaTheme="majorHAnsi" w:hAnsiTheme="majorHAnsi" w:hint="eastAsia"/>
           <w:szCs w:val="21"/>
         </w:rPr>
-        <w:t xml:space="preserve"> </w:t>
-      </w:r>
-      <w:proofErr w:type="gramStart"/>
-      <w:r>
-        <w:rPr>
-          <w:rFonts w:asciiTheme="majorHAnsi" w:eastAsiaTheme="majorHAnsi" w:hAnsiTheme="majorHAnsi" w:hint="eastAsia"/>
-          <w:szCs w:val="21"/>
-        </w:rPr>
-        <w:t>integer,</w:t>
-      </w:r>
-      <w:proofErr w:type="gramEnd"/>
-      <w:r>
-        <w:rPr>
-          <w:rFonts w:asciiTheme="majorHAnsi" w:eastAsiaTheme="majorHAnsi" w:hAnsiTheme="majorHAnsi" w:hint="eastAsia"/>
-          <w:szCs w:val="21"/>
-        </w:rPr>
-        <w:t xml:space="preserve"> </w:t>
+        <w:t xml:space="preserve"> integer, </w:t>
       </w:r>
       <w:r>
         <w:rPr>
@@ -3216,25 +2981,7 @@
           <w:szCs w:val="21"/>
           <w:shd w:val="pct15" w:color="auto" w:fill="FFFFFF"/>
         </w:rPr>
-        <w:t xml:space="preserve">404 </w:t>
-      </w:r>
-      <w:proofErr w:type="gramStart"/>
-      <w:r>
-        <w:rPr>
-          <w:rFonts w:asciiTheme="majorHAnsi" w:eastAsiaTheme="majorHAnsi" w:hAnsiTheme="majorHAnsi"/>
-          <w:szCs w:val="21"/>
-          <w:shd w:val="pct15" w:color="auto" w:fill="FFFFFF"/>
-        </w:rPr>
-        <w:t>RESERVATION</w:t>
-      </w:r>
-      <w:proofErr w:type="gramEnd"/>
-      <w:r>
-        <w:rPr>
-          <w:rFonts w:asciiTheme="majorHAnsi" w:eastAsiaTheme="majorHAnsi" w:hAnsiTheme="majorHAnsi"/>
-          <w:szCs w:val="21"/>
-          <w:shd w:val="pct15" w:color="auto" w:fill="FFFFFF"/>
-        </w:rPr>
-        <w:t>_NOT_FOUND</w:t>
+        <w:t>404 RESERVATION_NOT_FOUND</w:t>
       </w:r>
       <w:r>
         <w:rPr>
@@ -3322,25 +3069,7 @@
           <w:szCs w:val="21"/>
           <w:shd w:val="pct15" w:color="auto" w:fill="FFFFFF"/>
         </w:rPr>
-        <w:t>POST /</w:t>
-      </w:r>
-      <w:proofErr w:type="spellStart"/>
-      <w:r>
-        <w:rPr>
-          <w:rFonts w:asciiTheme="majorHAnsi" w:eastAsiaTheme="majorHAnsi" w:hAnsiTheme="majorHAnsi"/>
-          <w:szCs w:val="21"/>
-          <w:shd w:val="pct15" w:color="auto" w:fill="FFFFFF"/>
-        </w:rPr>
-        <w:t>api</w:t>
-      </w:r>
-      <w:proofErr w:type="spellEnd"/>
-      <w:r>
-        <w:rPr>
-          <w:rFonts w:asciiTheme="majorHAnsi" w:eastAsiaTheme="majorHAnsi" w:hAnsiTheme="majorHAnsi"/>
-          <w:szCs w:val="21"/>
-          <w:shd w:val="pct15" w:color="auto" w:fill="FFFFFF"/>
-        </w:rPr>
-        <w:t>/v1/reservations</w:t>
+        <w:t>POST /api/v1/reservations</w:t>
       </w:r>
     </w:p>
     <w:p>
@@ -3680,7 +3409,6 @@
           <w:szCs w:val="21"/>
         </w:rPr>
       </w:pPr>
-      <w:proofErr w:type="spellStart"/>
       <w:r>
         <w:rPr>
           <w:rFonts w:asciiTheme="majorHAnsi" w:eastAsiaTheme="majorHAnsi" w:hAnsiTheme="majorHAnsi"/>
@@ -3689,7 +3417,6 @@
         </w:rPr>
         <w:t>roomId</w:t>
       </w:r>
-      <w:proofErr w:type="spellEnd"/>
       <w:r>
         <w:rPr>
           <w:rFonts w:asciiTheme="majorHAnsi" w:eastAsiaTheme="majorHAnsi" w:hAnsiTheme="majorHAnsi"/>
@@ -4102,47 +3829,82 @@
                 <w:rFonts w:asciiTheme="majorHAnsi" w:eastAsiaTheme="majorHAnsi" w:hAnsiTheme="majorHAnsi"/>
                 <w:szCs w:val="21"/>
               </w:rPr>
-              <w:t>"type": "</w:t>
-            </w:r>
-            <w:proofErr w:type="spellStart"/>
-            <w:proofErr w:type="gramStart"/>
+              <w:t>"type": "urn:room-booking:error:validation-error",</w:t>
+            </w:r>
+          </w:p>
+          <w:p>
+            <w:pPr>
+              <w:jc w:val="left"/>
+              <w:rPr>
+                <w:rFonts w:asciiTheme="majorHAnsi" w:eastAsiaTheme="majorHAnsi" w:hAnsiTheme="majorHAnsi" w:hint="eastAsia"/>
+                <w:szCs w:val="21"/>
+              </w:rPr>
+            </w:pPr>
             <w:r>
               <w:rPr>
                 <w:rFonts w:asciiTheme="majorHAnsi" w:eastAsiaTheme="majorHAnsi" w:hAnsiTheme="majorHAnsi"/>
                 <w:szCs w:val="21"/>
               </w:rPr>
-              <w:t>urn:room</w:t>
-            </w:r>
-            <w:proofErr w:type="gramEnd"/>
+              <w:t xml:space="preserve">  </w:t>
+            </w:r>
+            <w:r>
+              <w:rPr>
+                <w:rFonts w:asciiTheme="majorHAnsi" w:eastAsiaTheme="majorHAnsi" w:hAnsiTheme="majorHAnsi" w:hint="eastAsia"/>
+                <w:szCs w:val="21"/>
+              </w:rPr>
+              <w:t xml:space="preserve">  </w:t>
+            </w:r>
             <w:r>
               <w:rPr>
                 <w:rFonts w:asciiTheme="majorHAnsi" w:eastAsiaTheme="majorHAnsi" w:hAnsiTheme="majorHAnsi"/>
                 <w:szCs w:val="21"/>
               </w:rPr>
-              <w:t>-booking:error:validation-error</w:t>
-            </w:r>
-            <w:proofErr w:type="spellEnd"/>
+              <w:t>"title": "The request is invalid.",</w:t>
+            </w:r>
+          </w:p>
+          <w:p>
+            <w:pPr>
+              <w:jc w:val="left"/>
+              <w:rPr>
+                <w:rFonts w:asciiTheme="majorHAnsi" w:eastAsiaTheme="majorHAnsi" w:hAnsiTheme="majorHAnsi" w:hint="eastAsia"/>
+                <w:szCs w:val="21"/>
+              </w:rPr>
+            </w:pPr>
             <w:r>
               <w:rPr>
                 <w:rFonts w:asciiTheme="majorHAnsi" w:eastAsiaTheme="majorHAnsi" w:hAnsiTheme="majorHAnsi"/>
                 <w:szCs w:val="21"/>
               </w:rPr>
-              <w:t>",</w:t>
-            </w:r>
-          </w:p>
-          <w:p>
-            <w:pPr>
-              <w:jc w:val="left"/>
-              <w:rPr>
-                <w:rFonts w:asciiTheme="majorHAnsi" w:eastAsiaTheme="majorHAnsi" w:hAnsiTheme="majorHAnsi" w:hint="eastAsia"/>
-                <w:szCs w:val="21"/>
-              </w:rPr>
-            </w:pPr>
+              <w:t xml:space="preserve">  </w:t>
+            </w:r>
+            <w:r>
+              <w:rPr>
+                <w:rFonts w:asciiTheme="majorHAnsi" w:eastAsiaTheme="majorHAnsi" w:hAnsiTheme="majorHAnsi" w:hint="eastAsia"/>
+                <w:szCs w:val="21"/>
+              </w:rPr>
+              <w:t xml:space="preserve">  </w:t>
+            </w:r>
             <w:r>
               <w:rPr>
                 <w:rFonts w:asciiTheme="majorHAnsi" w:eastAsiaTheme="majorHAnsi" w:hAnsiTheme="majorHAnsi"/>
                 <w:szCs w:val="21"/>
               </w:rPr>
+              <w:t>"status": 400,</w:t>
+            </w:r>
+          </w:p>
+          <w:p>
+            <w:pPr>
+              <w:jc w:val="left"/>
+              <w:rPr>
+                <w:rFonts w:asciiTheme="majorHAnsi" w:eastAsiaTheme="majorHAnsi" w:hAnsiTheme="majorHAnsi" w:hint="eastAsia"/>
+                <w:szCs w:val="21"/>
+              </w:rPr>
+            </w:pPr>
+            <w:r>
+              <w:rPr>
+                <w:rFonts w:asciiTheme="majorHAnsi" w:eastAsiaTheme="majorHAnsi" w:hAnsiTheme="majorHAnsi"/>
+                <w:szCs w:val="21"/>
+              </w:rPr>
               <w:t xml:space="preserve">  </w:t>
             </w:r>
             <w:r>
@@ -4157,7 +3919,7 @@
                 <w:rFonts w:asciiTheme="majorHAnsi" w:eastAsiaTheme="majorHAnsi" w:hAnsiTheme="majorHAnsi"/>
                 <w:szCs w:val="21"/>
               </w:rPr>
-              <w:t>"title": "The request is invalid.",</w:t>
+              <w:t>"detail": "Correct the invalid fields and retry.",</w:t>
             </w:r>
           </w:p>
           <w:p>
@@ -4187,7 +3949,7 @@
                 <w:rFonts w:asciiTheme="majorHAnsi" w:eastAsiaTheme="majorHAnsi" w:hAnsiTheme="majorHAnsi"/>
                 <w:szCs w:val="21"/>
               </w:rPr>
-              <w:t>"status": 400,</w:t>
+              <w:t>"instance": "/api/v1/rooms/1/reservations",</w:t>
             </w:r>
           </w:p>
           <w:p>
@@ -4217,7 +3979,7 @@
                 <w:rFonts w:asciiTheme="majorHAnsi" w:eastAsiaTheme="majorHAnsi" w:hAnsiTheme="majorHAnsi"/>
                 <w:szCs w:val="21"/>
               </w:rPr>
-              <w:t>"detail": "Correct the invalid fields and retry.",</w:t>
+              <w:t>"code": "VALIDATION_ERROR",</w:t>
             </w:r>
           </w:p>
           <w:p>
@@ -4247,23 +4009,37 @@
                 <w:rFonts w:asciiTheme="majorHAnsi" w:eastAsiaTheme="majorHAnsi" w:hAnsiTheme="majorHAnsi"/>
                 <w:szCs w:val="21"/>
               </w:rPr>
-              <w:t>"instance": "/</w:t>
-            </w:r>
-            <w:proofErr w:type="spellStart"/>
+              <w:t>"traceId": "00-...",</w:t>
+            </w:r>
+          </w:p>
+          <w:p>
+            <w:pPr>
+              <w:jc w:val="left"/>
+              <w:rPr>
+                <w:rFonts w:asciiTheme="majorHAnsi" w:eastAsiaTheme="majorHAnsi" w:hAnsiTheme="majorHAnsi" w:hint="eastAsia"/>
+                <w:szCs w:val="21"/>
+              </w:rPr>
+            </w:pPr>
             <w:r>
               <w:rPr>
                 <w:rFonts w:asciiTheme="majorHAnsi" w:eastAsiaTheme="majorHAnsi" w:hAnsiTheme="majorHAnsi"/>
                 <w:szCs w:val="21"/>
               </w:rPr>
-              <w:t>api</w:t>
-            </w:r>
-            <w:proofErr w:type="spellEnd"/>
+              <w:t xml:space="preserve">  </w:t>
+            </w:r>
+            <w:r>
+              <w:rPr>
+                <w:rFonts w:asciiTheme="majorHAnsi" w:eastAsiaTheme="majorHAnsi" w:hAnsiTheme="majorHAnsi" w:hint="eastAsia"/>
+                <w:szCs w:val="21"/>
+              </w:rPr>
+              <w:t xml:space="preserve">  </w:t>
+            </w:r>
             <w:r>
               <w:rPr>
                 <w:rFonts w:asciiTheme="majorHAnsi" w:eastAsiaTheme="majorHAnsi" w:hAnsiTheme="majorHAnsi"/>
                 <w:szCs w:val="21"/>
               </w:rPr>
-              <w:t>/v1/rooms/1/reservations",</w:t>
+              <w:t>"errors": {</w:t>
             </w:r>
           </w:p>
           <w:p>
@@ -4279,184 +4055,21 @@
                 <w:rFonts w:asciiTheme="majorHAnsi" w:eastAsiaTheme="majorHAnsi" w:hAnsiTheme="majorHAnsi"/>
                 <w:szCs w:val="21"/>
               </w:rPr>
+              <w:t xml:space="preserve">    </w:t>
+            </w:r>
+            <w:r>
+              <w:rPr>
+                <w:rFonts w:asciiTheme="majorHAnsi" w:eastAsiaTheme="majorHAnsi" w:hAnsiTheme="majorHAnsi" w:hint="eastAsia"/>
+                <w:szCs w:val="21"/>
+              </w:rPr>
               <w:t xml:space="preserve">  </w:t>
             </w:r>
             <w:r>
               <w:rPr>
-                <w:rFonts w:asciiTheme="majorHAnsi" w:eastAsiaTheme="majorHAnsi" w:hAnsiTheme="majorHAnsi" w:hint="eastAsia"/>
-                <w:szCs w:val="21"/>
-              </w:rPr>
-              <w:t xml:space="preserve">  </w:t>
-            </w:r>
-            <w:r>
-              <w:rPr>
                 <w:rFonts w:asciiTheme="majorHAnsi" w:eastAsiaTheme="majorHAnsi" w:hAnsiTheme="majorHAnsi"/>
                 <w:szCs w:val="21"/>
               </w:rPr>
-              <w:t>"code": "VALIDATION_ERROR",</w:t>
-            </w:r>
-          </w:p>
-          <w:p>
-            <w:pPr>
-              <w:jc w:val="left"/>
-              <w:rPr>
-                <w:rFonts w:asciiTheme="majorHAnsi" w:eastAsiaTheme="majorHAnsi" w:hAnsiTheme="majorHAnsi" w:hint="eastAsia"/>
-                <w:szCs w:val="21"/>
-              </w:rPr>
-            </w:pPr>
-            <w:r>
-              <w:rPr>
-                <w:rFonts w:asciiTheme="majorHAnsi" w:eastAsiaTheme="majorHAnsi" w:hAnsiTheme="majorHAnsi"/>
-                <w:szCs w:val="21"/>
-              </w:rPr>
-              <w:t xml:space="preserve">  </w:t>
-            </w:r>
-            <w:r>
-              <w:rPr>
-                <w:rFonts w:asciiTheme="majorHAnsi" w:eastAsiaTheme="majorHAnsi" w:hAnsiTheme="majorHAnsi" w:hint="eastAsia"/>
-                <w:szCs w:val="21"/>
-              </w:rPr>
-              <w:t xml:space="preserve">  </w:t>
-            </w:r>
-            <w:r>
-              <w:rPr>
-                <w:rFonts w:asciiTheme="majorHAnsi" w:eastAsiaTheme="majorHAnsi" w:hAnsiTheme="majorHAnsi"/>
-                <w:szCs w:val="21"/>
-              </w:rPr>
-              <w:t>"</w:t>
-            </w:r>
-            <w:proofErr w:type="spellStart"/>
-            <w:r>
-              <w:rPr>
-                <w:rFonts w:asciiTheme="majorHAnsi" w:eastAsiaTheme="majorHAnsi" w:hAnsiTheme="majorHAnsi"/>
-                <w:szCs w:val="21"/>
-              </w:rPr>
-              <w:t>traceId</w:t>
-            </w:r>
-            <w:proofErr w:type="spellEnd"/>
-            <w:r>
-              <w:rPr>
-                <w:rFonts w:asciiTheme="majorHAnsi" w:eastAsiaTheme="majorHAnsi" w:hAnsiTheme="majorHAnsi"/>
-                <w:szCs w:val="21"/>
-              </w:rPr>
-              <w:t>": "00-...",</w:t>
-            </w:r>
-          </w:p>
-          <w:p>
-            <w:pPr>
-              <w:jc w:val="left"/>
-              <w:rPr>
-                <w:rFonts w:asciiTheme="majorHAnsi" w:eastAsiaTheme="majorHAnsi" w:hAnsiTheme="majorHAnsi" w:hint="eastAsia"/>
-                <w:szCs w:val="21"/>
-              </w:rPr>
-            </w:pPr>
-            <w:r>
-              <w:rPr>
-                <w:rFonts w:asciiTheme="majorHAnsi" w:eastAsiaTheme="majorHAnsi" w:hAnsiTheme="majorHAnsi"/>
-                <w:szCs w:val="21"/>
-              </w:rPr>
-              <w:t xml:space="preserve">  </w:t>
-            </w:r>
-            <w:r>
-              <w:rPr>
-                <w:rFonts w:asciiTheme="majorHAnsi" w:eastAsiaTheme="majorHAnsi" w:hAnsiTheme="majorHAnsi" w:hint="eastAsia"/>
-                <w:szCs w:val="21"/>
-              </w:rPr>
-              <w:t xml:space="preserve">  </w:t>
-            </w:r>
-            <w:r>
-              <w:rPr>
-                <w:rFonts w:asciiTheme="majorHAnsi" w:eastAsiaTheme="majorHAnsi" w:hAnsiTheme="majorHAnsi"/>
-                <w:szCs w:val="21"/>
-              </w:rPr>
-              <w:t>"errors": {</w:t>
-            </w:r>
-          </w:p>
-          <w:p>
-            <w:pPr>
-              <w:jc w:val="left"/>
-              <w:rPr>
-                <w:rFonts w:asciiTheme="majorHAnsi" w:eastAsiaTheme="majorHAnsi" w:hAnsiTheme="majorHAnsi" w:hint="eastAsia"/>
-                <w:szCs w:val="21"/>
-              </w:rPr>
-            </w:pPr>
-            <w:r>
-              <w:rPr>
-                <w:rFonts w:asciiTheme="majorHAnsi" w:eastAsiaTheme="majorHAnsi" w:hAnsiTheme="majorHAnsi"/>
-                <w:szCs w:val="21"/>
-              </w:rPr>
-              <w:t xml:space="preserve">    </w:t>
-            </w:r>
-            <w:r>
-              <w:rPr>
-                <w:rFonts w:asciiTheme="majorHAnsi" w:eastAsiaTheme="majorHAnsi" w:hAnsiTheme="majorHAnsi" w:hint="eastAsia"/>
-                <w:szCs w:val="21"/>
-              </w:rPr>
-              <w:t xml:space="preserve">  </w:t>
-            </w:r>
-            <w:r>
-              <w:rPr>
-                <w:rFonts w:asciiTheme="majorHAnsi" w:eastAsiaTheme="majorHAnsi" w:hAnsiTheme="majorHAnsi"/>
-                <w:szCs w:val="21"/>
-              </w:rPr>
-              <w:t>"</w:t>
-            </w:r>
-            <w:proofErr w:type="spellStart"/>
-            <w:r>
-              <w:rPr>
-                <w:rFonts w:asciiTheme="majorHAnsi" w:eastAsiaTheme="majorHAnsi" w:hAnsiTheme="majorHAnsi"/>
-                <w:szCs w:val="21"/>
-              </w:rPr>
-              <w:t>startTime</w:t>
-            </w:r>
-            <w:proofErr w:type="spellEnd"/>
-            <w:r>
-              <w:rPr>
-                <w:rFonts w:asciiTheme="majorHAnsi" w:eastAsiaTheme="majorHAnsi" w:hAnsiTheme="majorHAnsi"/>
-                <w:szCs w:val="21"/>
-              </w:rPr>
-              <w:t>": ["</w:t>
-            </w:r>
-            <w:proofErr w:type="spellStart"/>
-            <w:r>
-              <w:rPr>
-                <w:rFonts w:asciiTheme="majorHAnsi" w:eastAsiaTheme="majorHAnsi" w:hAnsiTheme="majorHAnsi"/>
-                <w:szCs w:val="21"/>
-              </w:rPr>
-              <w:t>startTime</w:t>
-            </w:r>
-            <w:proofErr w:type="spellEnd"/>
-            <w:r>
-              <w:rPr>
-                <w:rFonts w:asciiTheme="majorHAnsi" w:eastAsiaTheme="majorHAnsi" w:hAnsiTheme="majorHAnsi"/>
-                <w:szCs w:val="21"/>
-              </w:rPr>
-              <w:t xml:space="preserve"> must use </w:t>
-            </w:r>
-            <w:proofErr w:type="spellStart"/>
-            <w:proofErr w:type="gramStart"/>
-            <w:r>
-              <w:rPr>
-                <w:rFonts w:asciiTheme="majorHAnsi" w:eastAsiaTheme="majorHAnsi" w:hAnsiTheme="majorHAnsi"/>
-                <w:szCs w:val="21"/>
-              </w:rPr>
-              <w:t>HH:mm</w:t>
-            </w:r>
-            <w:proofErr w:type="spellEnd"/>
-            <w:r>
-              <w:rPr>
-                <w:rFonts w:asciiTheme="majorHAnsi" w:eastAsiaTheme="majorHAnsi" w:hAnsiTheme="majorHAnsi"/>
-                <w:szCs w:val="21"/>
-              </w:rPr>
-              <w:t>.</w:t>
-            </w:r>
-            <w:proofErr w:type="gramEnd"/>
-            <w:r>
-              <w:rPr>
-                <w:rFonts w:asciiTheme="majorHAnsi" w:eastAsiaTheme="majorHAnsi" w:hAnsiTheme="majorHAnsi"/>
-                <w:szCs w:val="21"/>
-              </w:rPr>
-              <w:t>"]</w:t>
+              <w:t>"startTime": ["startTime must use HH:mm."]</w:t>
             </w:r>
           </w:p>
           <w:p>
@@ -4551,7 +4164,6 @@
         </w:rPr>
         <w:t>, </w:t>
       </w:r>
-      <w:proofErr w:type="spellStart"/>
       <w:r>
         <w:rPr>
           <w:rFonts w:asciiTheme="majorHAnsi" w:eastAsiaTheme="majorHAnsi" w:hAnsiTheme="majorHAnsi"/>
@@ -4560,7 +4172,6 @@
         </w:rPr>
         <w:t>traceId</w:t>
       </w:r>
-      <w:proofErr w:type="spellEnd"/>
       <w:r>
         <w:rPr>
           <w:rFonts w:asciiTheme="majorHAnsi" w:eastAsiaTheme="majorHAnsi" w:hAnsiTheme="majorHAnsi"/>
@@ -4596,23 +4207,7 @@
           <w:rFonts w:asciiTheme="majorHAnsi" w:eastAsiaTheme="majorHAnsi" w:hAnsiTheme="majorHAnsi"/>
           <w:szCs w:val="21"/>
         </w:rPr>
-        <w:t> </w:t>
-      </w:r>
-      <w:proofErr w:type="gramStart"/>
-      <w:r>
-        <w:rPr>
-          <w:rFonts w:asciiTheme="majorHAnsi" w:eastAsiaTheme="majorHAnsi" w:hAnsiTheme="majorHAnsi"/>
-          <w:szCs w:val="21"/>
-        </w:rPr>
-        <w:t>is</w:t>
-      </w:r>
-      <w:proofErr w:type="gramEnd"/>
-      <w:r>
-        <w:rPr>
-          <w:rFonts w:asciiTheme="majorHAnsi" w:eastAsiaTheme="majorHAnsi" w:hAnsiTheme="majorHAnsi"/>
-          <w:szCs w:val="21"/>
-        </w:rPr>
-        <w:t xml:space="preserve"> present only for field validation.</w:t>
+        <w:t> is present only for field validation.</w:t>
       </w:r>
     </w:p>
     <w:p>
@@ -5052,18 +4647,8 @@
                 <w:szCs w:val="21"/>
                 <w:shd w:val="pct15" w:color="auto" w:fill="FFFFFF"/>
               </w:rPr>
-              <w:t>application/</w:t>
-            </w:r>
-            <w:proofErr w:type="spellStart"/>
-            <w:r>
-              <w:rPr>
-                <w:rFonts w:asciiTheme="majorHAnsi" w:eastAsiaTheme="majorHAnsi" w:hAnsiTheme="majorHAnsi"/>
-                <w:szCs w:val="21"/>
-                <w:shd w:val="pct15" w:color="auto" w:fill="FFFFFF"/>
-              </w:rPr>
-              <w:t>json</w:t>
-            </w:r>
-            <w:proofErr w:type="spellEnd"/>
+              <w:t>application/json</w:t>
+            </w:r>
           </w:p>
         </w:tc>
       </w:tr>
@@ -5358,7 +4943,7 @@
                     <pic:cNvPicPr/>
                   </pic:nvPicPr>
                   <pic:blipFill>
-                    <a:blip r:embed="rId7"/>
+                    <a:blip r:embed="rId11"/>
                     <a:stretch>
                       <a:fillRect/>
                     </a:stretch>
@@ -5446,77 +5031,30 @@
                 <w:szCs w:val="21"/>
               </w:rPr>
             </w:pPr>
-            <w:proofErr w:type="spellStart"/>
-            <w:proofErr w:type="gramStart"/>
             <w:r>
               <w:rPr>
                 <w:rFonts w:asciiTheme="majorHAnsi" w:eastAsiaTheme="majorHAnsi" w:hAnsiTheme="majorHAnsi"/>
                 <w:szCs w:val="21"/>
               </w:rPr>
-              <w:t>existing.StartMinute</w:t>
-            </w:r>
-            <w:proofErr w:type="spellEnd"/>
-            <w:proofErr w:type="gramEnd"/>
+              <w:t>existing.StartMinute &lt; requested.EndMinute</w:t>
+            </w:r>
+          </w:p>
+          <w:p>
+            <w:pPr>
+              <w:ind w:firstLineChars="200" w:firstLine="420"/>
+              <w:jc w:val="left"/>
+              <w:rPr>
+                <w:rFonts w:asciiTheme="majorHAnsi" w:eastAsiaTheme="majorHAnsi" w:hAnsiTheme="majorHAnsi" w:hint="eastAsia"/>
+                <w:szCs w:val="21"/>
+              </w:rPr>
+            </w:pPr>
             <w:r>
               <w:rPr>
                 <w:rFonts w:asciiTheme="majorHAnsi" w:eastAsiaTheme="majorHAnsi" w:hAnsiTheme="majorHAnsi"/>
                 <w:szCs w:val="21"/>
               </w:rPr>
-              <w:t xml:space="preserve"> &lt; </w:t>
-            </w:r>
-            <w:proofErr w:type="spellStart"/>
-            <w:r>
-              <w:rPr>
-                <w:rFonts w:asciiTheme="majorHAnsi" w:eastAsiaTheme="majorHAnsi" w:hAnsiTheme="majorHAnsi"/>
-                <w:szCs w:val="21"/>
-              </w:rPr>
-              <w:t>requested.EndMinute</w:t>
-            </w:r>
-            <w:proofErr w:type="spellEnd"/>
-          </w:p>
-          <w:p>
-            <w:pPr>
-              <w:ind w:firstLineChars="200" w:firstLine="420"/>
-              <w:jc w:val="left"/>
-              <w:rPr>
-                <w:rFonts w:asciiTheme="majorHAnsi" w:eastAsiaTheme="majorHAnsi" w:hAnsiTheme="majorHAnsi" w:hint="eastAsia"/>
-                <w:szCs w:val="21"/>
-              </w:rPr>
-            </w:pPr>
-            <w:r>
-              <w:rPr>
-                <w:rFonts w:asciiTheme="majorHAnsi" w:eastAsiaTheme="majorHAnsi" w:hAnsiTheme="majorHAnsi"/>
-                <w:szCs w:val="21"/>
-              </w:rPr>
-              <w:t xml:space="preserve">AND </w:t>
-            </w:r>
-            <w:proofErr w:type="spellStart"/>
-            <w:proofErr w:type="gramStart"/>
-            <w:r>
-              <w:rPr>
-                <w:rFonts w:asciiTheme="majorHAnsi" w:eastAsiaTheme="majorHAnsi" w:hAnsiTheme="majorHAnsi"/>
-                <w:szCs w:val="21"/>
-              </w:rPr>
-              <w:t>requested.StartMinute</w:t>
-            </w:r>
-            <w:proofErr w:type="spellEnd"/>
-            <w:proofErr w:type="gramEnd"/>
-            <w:r>
-              <w:rPr>
-                <w:rFonts w:asciiTheme="majorHAnsi" w:eastAsiaTheme="majorHAnsi" w:hAnsiTheme="majorHAnsi"/>
-                <w:szCs w:val="21"/>
-              </w:rPr>
-              <w:t xml:space="preserve"> &lt; </w:t>
-            </w:r>
-            <w:proofErr w:type="spellStart"/>
-            <w:r>
-              <w:rPr>
-                <w:rFonts w:asciiTheme="majorHAnsi" w:eastAsiaTheme="majorHAnsi" w:hAnsiTheme="majorHAnsi"/>
-                <w:szCs w:val="21"/>
-              </w:rPr>
-              <w:t>existing.EndMinute</w:t>
-            </w:r>
-            <w:proofErr w:type="spellEnd"/>
+              <w:t>AND requested.StartMinute &lt; existing.EndMinute</w:t>
+            </w:r>
           </w:p>
           <w:p>
             <w:pPr>
@@ -5597,7 +5135,7 @@
         </w:numPr>
         <w:jc w:val="left"/>
         <w:rPr>
-          <w:rFonts w:asciiTheme="majorHAnsi" w:eastAsiaTheme="majorHAnsi" w:hAnsiTheme="majorHAnsi"/>
+          <w:rFonts w:asciiTheme="majorHAnsi" w:eastAsiaTheme="majorHAnsi" w:hAnsiTheme="majorHAnsi" w:hint="eastAsia"/>
           <w:b/>
           <w:bCs/>
           <w:sz w:val="28"/>
@@ -5647,7 +5185,7 @@
                     <pic:cNvPicPr/>
                   </pic:nvPicPr>
                   <pic:blipFill>
-                    <a:blip r:embed="rId8"/>
+                    <a:blip r:embed="rId12"/>
                     <a:stretch>
                       <a:fillRect/>
                     </a:stretch>
@@ -5717,17 +5255,8 @@
           <w:rFonts w:asciiTheme="majorHAnsi" w:eastAsiaTheme="majorHAnsi" w:hAnsiTheme="majorHAnsi"/>
           <w:szCs w:val="21"/>
         </w:rPr>
-        <w:t>: </w:t>
-      </w:r>
-      <w:proofErr w:type="spellStart"/>
-      <w:r>
-        <w:rPr>
-          <w:rFonts w:asciiTheme="majorHAnsi" w:eastAsiaTheme="majorHAnsi" w:hAnsiTheme="majorHAnsi"/>
-          <w:szCs w:val="21"/>
-        </w:rPr>
-        <w:t>RoomEntity</w:t>
-      </w:r>
-      <w:proofErr w:type="spellEnd"/>
+        <w:t>: RoomEntity</w:t>
+      </w:r>
     </w:p>
     <w:p>
       <w:pPr>
@@ -6594,17 +6123,8 @@
           <w:rFonts w:asciiTheme="majorHAnsi" w:eastAsiaTheme="majorHAnsi" w:hAnsiTheme="majorHAnsi"/>
           <w:szCs w:val="21"/>
         </w:rPr>
-        <w:t>: </w:t>
-      </w:r>
-      <w:proofErr w:type="spellStart"/>
-      <w:r>
-        <w:rPr>
-          <w:rFonts w:asciiTheme="majorHAnsi" w:eastAsiaTheme="majorHAnsi" w:hAnsiTheme="majorHAnsi"/>
-          <w:szCs w:val="21"/>
-        </w:rPr>
-        <w:t>ReservationEntity</w:t>
-      </w:r>
-      <w:proofErr w:type="spellEnd"/>
+        <w:t>: ReservationEntity</w:t>
+      </w:r>
       <w:r>
         <w:rPr>
           <w:rFonts w:asciiTheme="majorHAnsi" w:eastAsiaTheme="majorHAnsi" w:hAnsiTheme="majorHAnsi"/>
@@ -6978,7 +6498,6 @@
                 <w:szCs w:val="21"/>
               </w:rPr>
             </w:pPr>
-            <w:proofErr w:type="spellStart"/>
             <w:r>
               <w:rPr>
                 <w:rFonts w:asciiTheme="majorHAnsi" w:eastAsiaTheme="majorHAnsi" w:hAnsiTheme="majorHAnsi" w:hint="eastAsia"/>
@@ -6986,7 +6505,6 @@
               </w:rPr>
               <w:t>RoomId</w:t>
             </w:r>
-            <w:proofErr w:type="spellEnd"/>
           </w:p>
         </w:tc>
         <w:tc>
@@ -7129,7 +6647,6 @@
                 <w:szCs w:val="21"/>
               </w:rPr>
             </w:pPr>
-            <w:proofErr w:type="spellStart"/>
             <w:r>
               <w:rPr>
                 <w:rFonts w:asciiTheme="majorHAnsi" w:eastAsiaTheme="majorHAnsi" w:hAnsiTheme="majorHAnsi"/>
@@ -7137,7 +6654,6 @@
               </w:rPr>
               <w:t>DateOnly</w:t>
             </w:r>
-            <w:proofErr w:type="spellEnd"/>
           </w:p>
         </w:tc>
         <w:tc>
@@ -7196,7 +6712,6 @@
                 <w:szCs w:val="21"/>
               </w:rPr>
             </w:pPr>
-            <w:proofErr w:type="spellStart"/>
             <w:r>
               <w:rPr>
                 <w:rFonts w:asciiTheme="majorHAnsi" w:eastAsiaTheme="majorHAnsi" w:hAnsiTheme="majorHAnsi" w:hint="eastAsia"/>
@@ -7204,7 +6719,6 @@
               </w:rPr>
               <w:t>StartTime</w:t>
             </w:r>
-            <w:proofErr w:type="spellEnd"/>
           </w:p>
         </w:tc>
         <w:tc>
@@ -7240,7 +6754,6 @@
                 <w:szCs w:val="21"/>
               </w:rPr>
             </w:pPr>
-            <w:proofErr w:type="spellStart"/>
             <w:r>
               <w:rPr>
                 <w:rFonts w:asciiTheme="majorHAnsi" w:eastAsiaTheme="majorHAnsi" w:hAnsiTheme="majorHAnsi"/>
@@ -7248,7 +6761,6 @@
               </w:rPr>
               <w:t>TimeOnly</w:t>
             </w:r>
-            <w:proofErr w:type="spellEnd"/>
           </w:p>
         </w:tc>
         <w:tc>
@@ -7307,7 +6819,6 @@
                 <w:szCs w:val="21"/>
               </w:rPr>
             </w:pPr>
-            <w:proofErr w:type="spellStart"/>
             <w:r>
               <w:rPr>
                 <w:rFonts w:asciiTheme="majorHAnsi" w:eastAsiaTheme="majorHAnsi" w:hAnsiTheme="majorHAnsi"/>
@@ -7315,7 +6826,6 @@
               </w:rPr>
               <w:t>EndTime</w:t>
             </w:r>
-            <w:proofErr w:type="spellEnd"/>
           </w:p>
         </w:tc>
         <w:tc>
@@ -7351,7 +6861,6 @@
                 <w:szCs w:val="21"/>
               </w:rPr>
             </w:pPr>
-            <w:proofErr w:type="spellStart"/>
             <w:r>
               <w:rPr>
                 <w:rFonts w:asciiTheme="majorHAnsi" w:eastAsiaTheme="majorHAnsi" w:hAnsiTheme="majorHAnsi"/>
@@ -7359,7 +6868,6 @@
               </w:rPr>
               <w:t>TimeOnly</w:t>
             </w:r>
-            <w:proofErr w:type="spellEnd"/>
           </w:p>
         </w:tc>
         <w:tc>
@@ -7527,7 +7035,6 @@
                 <w:szCs w:val="21"/>
               </w:rPr>
             </w:pPr>
-            <w:proofErr w:type="spellStart"/>
             <w:r>
               <w:rPr>
                 <w:rFonts w:asciiTheme="majorHAnsi" w:eastAsiaTheme="majorHAnsi" w:hAnsiTheme="majorHAnsi"/>
@@ -7535,7 +7042,6 @@
               </w:rPr>
               <w:t>CreatedAt</w:t>
             </w:r>
-            <w:proofErr w:type="spellEnd"/>
           </w:p>
         </w:tc>
         <w:tc>
@@ -7576,17 +7082,8 @@
                 <w:rFonts w:asciiTheme="majorHAnsi" w:eastAsiaTheme="majorHAnsi" w:hAnsiTheme="majorHAnsi"/>
                 <w:szCs w:val="21"/>
               </w:rPr>
-              <w:t>UTC </w:t>
-            </w:r>
-            <w:proofErr w:type="spellStart"/>
-            <w:r>
-              <w:rPr>
-                <w:rFonts w:asciiTheme="majorHAnsi" w:eastAsiaTheme="majorHAnsi" w:hAnsiTheme="majorHAnsi"/>
-                <w:szCs w:val="21"/>
-              </w:rPr>
-              <w:t>DateTime</w:t>
-            </w:r>
-            <w:proofErr w:type="spellEnd"/>
+              <w:t>UTC DateTime</w:t>
+            </w:r>
           </w:p>
         </w:tc>
         <w:tc>
@@ -7666,7 +7163,6 @@
         </w:rPr>
         <w:t xml:space="preserve">: </w:t>
       </w:r>
-      <w:proofErr w:type="spellStart"/>
       <w:r>
         <w:rPr>
           <w:rFonts w:asciiTheme="majorHAnsi" w:eastAsiaTheme="majorHAnsi" w:hAnsiTheme="majorHAnsi"/>
@@ -7674,7 +7170,6 @@
         </w:rPr>
         <w:t>RoomId</w:t>
       </w:r>
-      <w:proofErr w:type="spellEnd"/>
       <w:r>
         <w:rPr>
           <w:rFonts w:asciiTheme="majorHAnsi" w:eastAsiaTheme="majorHAnsi" w:hAnsiTheme="majorHAnsi" w:hint="eastAsia"/>
@@ -7682,7 +7177,6 @@
         </w:rPr>
         <w:t xml:space="preserve">, </w:t>
       </w:r>
-      <w:proofErr w:type="spellStart"/>
       <w:r>
         <w:rPr>
           <w:rFonts w:asciiTheme="majorHAnsi" w:eastAsiaTheme="majorHAnsi" w:hAnsiTheme="majorHAnsi"/>
@@ -7690,7 +7184,6 @@
         </w:rPr>
         <w:t>ReservationDate</w:t>
       </w:r>
-      <w:proofErr w:type="spellEnd"/>
       <w:r>
         <w:rPr>
           <w:rFonts w:asciiTheme="majorHAnsi" w:eastAsiaTheme="majorHAnsi" w:hAnsiTheme="majorHAnsi" w:hint="eastAsia"/>
@@ -7698,7 +7191,6 @@
         </w:rPr>
         <w:t xml:space="preserve">, </w:t>
       </w:r>
-      <w:proofErr w:type="spellStart"/>
       <w:r>
         <w:rPr>
           <w:rFonts w:asciiTheme="majorHAnsi" w:eastAsiaTheme="majorHAnsi" w:hAnsiTheme="majorHAnsi" w:hint="eastAsia"/>
@@ -7706,7 +7198,6 @@
         </w:rPr>
         <w:t>StartTime</w:t>
       </w:r>
-      <w:proofErr w:type="spellEnd"/>
       <w:r>
         <w:rPr>
           <w:rFonts w:asciiTheme="majorHAnsi" w:eastAsiaTheme="majorHAnsi" w:hAnsiTheme="majorHAnsi" w:hint="eastAsia"/>
@@ -7714,7 +7205,6 @@
         </w:rPr>
         <w:t xml:space="preserve">, </w:t>
       </w:r>
-      <w:proofErr w:type="spellStart"/>
       <w:r>
         <w:rPr>
           <w:rFonts w:asciiTheme="majorHAnsi" w:eastAsiaTheme="majorHAnsi" w:hAnsiTheme="majorHAnsi"/>
@@ -7722,7 +7212,6 @@
         </w:rPr>
         <w:t>EndTime</w:t>
       </w:r>
-      <w:proofErr w:type="spellEnd"/>
     </w:p>
     <w:p>
       <w:pPr>
@@ -7817,23 +7306,7 @@
           <w:rFonts w:asciiTheme="majorHAnsi" w:eastAsiaTheme="majorHAnsi" w:hAnsiTheme="majorHAnsi" w:hint="eastAsia"/>
           <w:szCs w:val="21"/>
         </w:rPr>
-        <w:t xml:space="preserve">: </w:t>
-      </w:r>
-      <w:proofErr w:type="spellStart"/>
-      <w:r>
-        <w:rPr>
-          <w:rFonts w:asciiTheme="majorHAnsi" w:eastAsiaTheme="majorHAnsi" w:hAnsiTheme="majorHAnsi" w:hint="eastAsia"/>
-          <w:szCs w:val="21"/>
-        </w:rPr>
-        <w:t>EFCore</w:t>
-      </w:r>
-      <w:proofErr w:type="spellEnd"/>
-      <w:r>
-        <w:rPr>
-          <w:rFonts w:asciiTheme="majorHAnsi" w:eastAsiaTheme="majorHAnsi" w:hAnsiTheme="majorHAnsi" w:hint="eastAsia"/>
-          <w:szCs w:val="21"/>
-        </w:rPr>
-        <w:t xml:space="preserve"> 10 + SQLite</w:t>
+        <w:t>: EFCore 10 + SQLite</w:t>
       </w:r>
     </w:p>
     <w:p>
@@ -7911,7 +7384,6 @@
         </w:rPr>
         <w:t xml:space="preserve">exact 24-hour </w:t>
       </w:r>
-      <w:proofErr w:type="spellStart"/>
       <w:r>
         <w:rPr>
           <w:rFonts w:asciiTheme="majorHAnsi" w:eastAsiaTheme="majorHAnsi" w:hAnsiTheme="majorHAnsi" w:hint="eastAsia"/>
@@ -7920,7 +7392,6 @@
         </w:rPr>
         <w:t>HH:mm</w:t>
       </w:r>
-      <w:proofErr w:type="spellEnd"/>
     </w:p>
     <w:p>
       <w:pPr>
@@ -7946,7 +7417,6 @@
         </w:rPr>
         <w:t xml:space="preserve">: </w:t>
       </w:r>
-      <w:proofErr w:type="spellStart"/>
       <w:r>
         <w:rPr>
           <w:rFonts w:asciiTheme="majorHAnsi" w:eastAsiaTheme="majorHAnsi" w:hAnsiTheme="majorHAnsi" w:hint="eastAsia"/>
@@ -7959,15 +7429,7 @@
           <w:rFonts w:asciiTheme="majorHAnsi" w:eastAsiaTheme="majorHAnsi" w:hAnsiTheme="majorHAnsi"/>
           <w:szCs w:val="21"/>
         </w:rPr>
-        <w:t>Unit</w:t>
-      </w:r>
-      <w:proofErr w:type="spellEnd"/>
-      <w:r>
-        <w:rPr>
-          <w:rFonts w:asciiTheme="majorHAnsi" w:eastAsiaTheme="majorHAnsi" w:hAnsiTheme="majorHAnsi"/>
-          <w:szCs w:val="21"/>
-        </w:rPr>
-        <w:t xml:space="preserve"> and file-backed SQLite integration tests</w:t>
+        <w:t>Unit and file-backed SQLite integration tests</w:t>
       </w:r>
     </w:p>
     <w:p>
@@ -8026,7 +7488,6 @@
         </w:rPr>
         <w:t>Read queries use </w:t>
       </w:r>
-      <w:proofErr w:type="spellStart"/>
       <w:r>
         <w:rPr>
           <w:rFonts w:asciiTheme="majorHAnsi" w:eastAsiaTheme="majorHAnsi" w:hAnsiTheme="majorHAnsi"/>
@@ -8034,7 +7495,6 @@
         </w:rPr>
         <w:t>AsNoTracking</w:t>
       </w:r>
-      <w:proofErr w:type="spellEnd"/>
       <w:r>
         <w:rPr>
           <w:rFonts w:asciiTheme="majorHAnsi" w:eastAsiaTheme="majorHAnsi" w:hAnsiTheme="majorHAnsi"/>
@@ -8151,23 +7611,7 @@
           <w:rFonts w:asciiTheme="majorHAnsi" w:eastAsiaTheme="majorHAnsi" w:hAnsiTheme="majorHAnsi"/>
           <w:szCs w:val="21"/>
         </w:rPr>
-        <w:t xml:space="preserve">Client and Domain Models are immutable sealed records and public schemas are documented in </w:t>
-      </w:r>
-      <w:proofErr w:type="spellStart"/>
-      <w:r>
-        <w:rPr>
-          <w:rFonts w:asciiTheme="majorHAnsi" w:eastAsiaTheme="majorHAnsi" w:hAnsiTheme="majorHAnsi"/>
-          <w:szCs w:val="21"/>
-        </w:rPr>
-        <w:t>OpenAPI</w:t>
-      </w:r>
-      <w:proofErr w:type="spellEnd"/>
-      <w:r>
-        <w:rPr>
-          <w:rFonts w:asciiTheme="majorHAnsi" w:eastAsiaTheme="majorHAnsi" w:hAnsiTheme="majorHAnsi"/>
-          <w:szCs w:val="21"/>
-        </w:rPr>
-        <w:t>.</w:t>
+        <w:t>Client and Domain Models are immutable sealed records and public schemas are documented in OpenAPI.</w:t>
       </w:r>
     </w:p>
     <w:p>
@@ -8263,6 +7707,64 @@
     </w:sectPr>
   </w:body>
 </w:document>
+</file>
+
+<file path=word/endnotes.xml><?xml version="1.0" encoding="utf-8"?>
+<w:endnotes xmlns:wpc="http://schemas.microsoft.com/office/word/2010/wordprocessingCanvas" xmlns:cx="http://schemas.microsoft.com/office/drawing/2014/chartex" xmlns:cx1="http://schemas.microsoft.com/office/drawing/2015/9/8/chartex" xmlns:cx2="http://schemas.microsoft.com/office/drawing/2015/10/21/chartex" xmlns:cx3="http://schemas.microsoft.com/office/drawing/2016/5/9/chartex" xmlns:cx4="http://schemas.microsoft.com/office/drawing/2016/5/10/chartex" xmlns:cx5="http://schemas.microsoft.com/office/drawing/2016/5/11/chartex" xmlns:cx6="http://schemas.microsoft.com/office/drawing/2016/5/12/chartex" xmlns:cx7="http://schemas.microsoft.com/office/drawing/2016/5/13/chartex" xmlns:cx8="http://schemas.microsoft.com/office/drawing/2016/5/14/chartex" xmlns:mc="http://schemas.openxmlformats.org/markup-compatibility/2006" xmlns:aink="http://schemas.microsoft.com/office/drawing/2016/ink" xmlns:am3d="http://schemas.microsoft.com/office/drawing/2017/model3d" xmlns:o="urn:schemas-microsoft-com:office:office" xmlns:oel="http://schemas.microsoft.com/office/2019/extlst" xmlns:r="http://schemas.openxmlformats.org/officeDocument/2006/relationships" xmlns:m="http://schemas.openxmlformats.org/officeDocument/2006/math" xmlns:v="urn:schemas-microsoft-com:vml" xmlns:wp14="http://schemas.microsoft.com/office/word/2010/wordprocessingDrawing" xmlns:wp="http://schemas.openxmlformats.org/drawingml/2006/wordprocessingDrawing" xmlns:w10="urn:schemas-microsoft-com:office:word" xmlns:w="http://schemas.openxmlformats.org/wordprocessingml/2006/main" xmlns:w14="http://schemas.microsoft.com/office/word/2010/wordml" xmlns:w15="http://schemas.microsoft.com/office/word/2012/wordml" xmlns:w16cex="http://schemas.microsoft.com/office/word/2018/wordml/cex" xmlns:w16cid="http://schemas.microsoft.com/office/word/2016/wordml/cid" xmlns:w16="http://schemas.microsoft.com/office/word/2018/wordml" xmlns:w16sdtdh="http://schemas.microsoft.com/office/word/2020/wordml/sdtdatahash" xmlns:w16se="http://schemas.microsoft.com/office/word/2015/wordml/symex" xmlns:wpg="http://schemas.microsoft.com/office/word/2010/wordprocessingGroup" xmlns:wpi="http://schemas.microsoft.com/office/word/2010/wordprocessingInk" xmlns:wne="http://schemas.microsoft.com/office/word/2006/wordml" xmlns:wps="http://schemas.microsoft.com/office/word/2010/wordprocessingShape" mc:Ignorable="w14 w15 w16se w16cid w16 w16cex w16sdtdh wp14">
+  <w:endnote w:type="separator" w:id="-1">
+    <w:p>
+      <w:pPr>
+        <w:rPr>
+          <w:rFonts w:hint="eastAsia"/>
+        </w:rPr>
+      </w:pPr>
+      <w:r>
+        <w:separator/>
+      </w:r>
+    </w:p>
+  </w:endnote>
+  <w:endnote w:type="continuationSeparator" w:id="0">
+    <w:p>
+      <w:pPr>
+        <w:rPr>
+          <w:rFonts w:hint="eastAsia"/>
+        </w:rPr>
+      </w:pPr>
+      <w:r>
+        <w:continuationSeparator/>
+      </w:r>
+    </w:p>
+  </w:endnote>
+</w:endnotes>
+</file>
+
+<file path=word/footnotes.xml><?xml version="1.0" encoding="utf-8"?>
+<w:footnotes xmlns:wpc="http://schemas.microsoft.com/office/word/2010/wordprocessingCanvas" xmlns:cx="http://schemas.microsoft.com/office/drawing/2014/chartex" xmlns:cx1="http://schemas.microsoft.com/office/drawing/2015/9/8/chartex" xmlns:cx2="http://schemas.microsoft.com/office/drawing/2015/10/21/chartex" xmlns:cx3="http://schemas.microsoft.com/office/drawing/2016/5/9/chartex" xmlns:cx4="http://schemas.microsoft.com/office/drawing/2016/5/10/chartex" xmlns:cx5="http://schemas.microsoft.com/office/drawing/2016/5/11/chartex" xmlns:cx6="http://schemas.microsoft.com/office/drawing/2016/5/12/chartex" xmlns:cx7="http://schemas.microsoft.com/office/drawing/2016/5/13/chartex" xmlns:cx8="http://schemas.microsoft.com/office/drawing/2016/5/14/chartex" xmlns:mc="http://schemas.openxmlformats.org/markup-compatibility/2006" xmlns:aink="http://schemas.microsoft.com/office/drawing/2016/ink" xmlns:am3d="http://schemas.microsoft.com/office/drawing/2017/model3d" xmlns:o="urn:schemas-microsoft-com:office:office" xmlns:oel="http://schemas.microsoft.com/office/2019/extlst" xmlns:r="http://schemas.openxmlformats.org/officeDocument/2006/relationships" xmlns:m="http://schemas.openxmlformats.org/officeDocument/2006/math" xmlns:v="urn:schemas-microsoft-com:vml" xmlns:wp14="http://schemas.microsoft.com/office/word/2010/wordprocessingDrawing" xmlns:wp="http://schemas.openxmlformats.org/drawingml/2006/wordprocessingDrawing" xmlns:w10="urn:schemas-microsoft-com:office:word" xmlns:w="http://schemas.openxmlformats.org/wordprocessingml/2006/main" xmlns:w14="http://schemas.microsoft.com/office/word/2010/wordml" xmlns:w15="http://schemas.microsoft.com/office/word/2012/wordml" xmlns:w16cex="http://schemas.microsoft.com/office/word/2018/wordml/cex" xmlns:w16cid="http://schemas.microsoft.com/office/word/2016/wordml/cid" xmlns:w16="http://schemas.microsoft.com/office/word/2018/wordml" xmlns:w16sdtdh="http://schemas.microsoft.com/office/word/2020/wordml/sdtdatahash" xmlns:w16se="http://schemas.microsoft.com/office/word/2015/wordml/symex" xmlns:wpg="http://schemas.microsoft.com/office/word/2010/wordprocessingGroup" xmlns:wpi="http://schemas.microsoft.com/office/word/2010/wordprocessingInk" xmlns:wne="http://schemas.microsoft.com/office/word/2006/wordml" xmlns:wps="http://schemas.microsoft.com/office/word/2010/wordprocessingShape" mc:Ignorable="w14 w15 w16se w16cid w16 w16cex w16sdtdh wp14">
+  <w:footnote w:type="separator" w:id="-1">
+    <w:p>
+      <w:pPr>
+        <w:rPr>
+          <w:rFonts w:hint="eastAsia"/>
+        </w:rPr>
+      </w:pPr>
+      <w:r>
+        <w:separator/>
+      </w:r>
+    </w:p>
+  </w:footnote>
+  <w:footnote w:type="continuationSeparator" w:id="0">
+    <w:p>
+      <w:pPr>
+        <w:rPr>
+          <w:rFonts w:hint="eastAsia"/>
+        </w:rPr>
+      </w:pPr>
+      <w:r>
+        <w:continuationSeparator/>
+      </w:r>
+    </w:p>
+  </w:footnote>
+</w:footnotes>
 </file>
 
 <file path=word/numbering.xml><?xml version="1.0" encoding="utf-8"?>
@@ -14773,6 +14275,68 @@
       <w:szCs w:val="24"/>
     </w:rPr>
   </w:style>
+  <w:style w:type="paragraph" w:styleId="af1">
+    <w:name w:val="header"/>
+    <w:basedOn w:val="a"/>
+    <w:link w:val="af2"/>
+    <w:uiPriority w:val="99"/>
+    <w:unhideWhenUsed/>
+    <w:rsid w:val="002E0C48"/>
+    <w:pPr>
+      <w:tabs>
+        <w:tab w:val="center" w:pos="4153"/>
+        <w:tab w:val="right" w:pos="8306"/>
+      </w:tabs>
+      <w:snapToGrid w:val="0"/>
+      <w:jc w:val="center"/>
+    </w:pPr>
+    <w:rPr>
+      <w:sz w:val="18"/>
+      <w:szCs w:val="18"/>
+    </w:rPr>
+  </w:style>
+  <w:style w:type="character" w:customStyle="1" w:styleId="af2">
+    <w:name w:val="页眉 字符"/>
+    <w:basedOn w:val="a0"/>
+    <w:link w:val="af1"/>
+    <w:uiPriority w:val="99"/>
+    <w:rsid w:val="002E0C48"/>
+    <w:rPr>
+      <w:sz w:val="18"/>
+      <w:szCs w:val="18"/>
+    </w:rPr>
+  </w:style>
+  <w:style w:type="paragraph" w:styleId="af3">
+    <w:name w:val="footer"/>
+    <w:basedOn w:val="a"/>
+    <w:link w:val="af4"/>
+    <w:uiPriority w:val="99"/>
+    <w:unhideWhenUsed/>
+    <w:rsid w:val="002E0C48"/>
+    <w:pPr>
+      <w:tabs>
+        <w:tab w:val="center" w:pos="4153"/>
+        <w:tab w:val="right" w:pos="8306"/>
+      </w:tabs>
+      <w:snapToGrid w:val="0"/>
+      <w:jc w:val="left"/>
+    </w:pPr>
+    <w:rPr>
+      <w:sz w:val="18"/>
+      <w:szCs w:val="18"/>
+    </w:rPr>
+  </w:style>
+  <w:style w:type="character" w:customStyle="1" w:styleId="af4">
+    <w:name w:val="页脚 字符"/>
+    <w:basedOn w:val="a0"/>
+    <w:link w:val="af3"/>
+    <w:uiPriority w:val="99"/>
+    <w:rsid w:val="002E0C48"/>
+    <w:rPr>
+      <w:sz w:val="18"/>
+      <w:szCs w:val="18"/>
+    </w:rPr>
+  </w:style>
 </w:styles>
 </file>
 

--- a/docs/Root Booking API Design.docx
+++ b/docs/Root Booking API Design.docx
@@ -374,7 +374,7 @@
           <v:shape id="_x0000_i1029" type="#_x0000_t75" style="width:335.55pt;height:368.85pt" o:ole="">
             <v:imagedata r:id="rId7" o:title=""/>
           </v:shape>
-          <o:OLEObject Type="Embed" ProgID="Visio.Drawing.15" ShapeID="_x0000_i1029" DrawAspect="Content" ObjectID="_1852058144" r:id="rId8"/>
+          <o:OLEObject Type="Embed" ProgID="Visio.Drawing.15" ShapeID="_x0000_i1029" DrawAspect="Content" ObjectID="_1852060703" r:id="rId8"/>
         </w:object>
       </w:r>
     </w:p>
@@ -1152,7 +1152,7 @@
           <v:shape id="_x0000_i1025" type="#_x0000_t75" style="width:434.7pt;height:690.1pt" o:ole="">
             <v:imagedata r:id="rId9" o:title=""/>
           </v:shape>
-          <o:OLEObject Type="Embed" ProgID="Visio.Drawing.15" ShapeID="_x0000_i1025" DrawAspect="Content" ObjectID="_1852058145" r:id="rId10"/>
+          <o:OLEObject Type="Embed" ProgID="Visio.Drawing.15" ShapeID="_x0000_i1025" DrawAspect="Content" ObjectID="_1852060704" r:id="rId10"/>
         </w:object>
       </w:r>
     </w:p>
@@ -4922,46 +4922,14 @@
       </w:pPr>
       <w:r>
         <w:rPr>
-          <w:rFonts w:asciiTheme="majorHAnsi" w:eastAsiaTheme="majorHAnsi" w:hAnsiTheme="majorHAnsi"/>
-          <w:noProof/>
-          <w:szCs w:val="21"/>
-        </w:rPr>
-        <w:lastRenderedPageBreak/>
-        <w:drawing>
-          <wp:inline distT="0" distB="0" distL="0" distR="0" wp14:anchorId="6389C8BE" wp14:editId="74E6B0A9">
-            <wp:extent cx="6340887" cy="5408763"/>
-            <wp:effectExtent l="0" t="0" r="0" b="0"/>
-            <wp:docPr id="3" name="图片 3"/>
-            <wp:cNvGraphicFramePr>
-              <a:graphicFrameLocks xmlns:a="http://schemas.openxmlformats.org/drawingml/2006/main" noChangeAspect="1"/>
-            </wp:cNvGraphicFramePr>
-            <a:graphic xmlns:a="http://schemas.openxmlformats.org/drawingml/2006/main">
-              <a:graphicData uri="http://schemas.openxmlformats.org/drawingml/2006/picture">
-                <pic:pic xmlns:pic="http://schemas.openxmlformats.org/drawingml/2006/picture">
-                  <pic:nvPicPr>
-                    <pic:cNvPr id="1" name=""/>
-                    <pic:cNvPicPr/>
-                  </pic:nvPicPr>
-                  <pic:blipFill>
-                    <a:blip r:embed="rId11"/>
-                    <a:stretch>
-                      <a:fillRect/>
-                    </a:stretch>
-                  </pic:blipFill>
-                  <pic:spPr>
-                    <a:xfrm>
-                      <a:off x="0" y="0"/>
-                      <a:ext cx="6360092" cy="5425144"/>
-                    </a:xfrm>
-                    <a:prstGeom prst="rect">
-                      <a:avLst/>
-                    </a:prstGeom>
-                  </pic:spPr>
-                </pic:pic>
-              </a:graphicData>
-            </a:graphic>
-          </wp:inline>
-        </w:drawing>
+          <w:rFonts w:hint="eastAsia"/>
+        </w:rPr>
+        <w:object w:dxaOrig="13005" w:dyaOrig="14490" w14:anchorId="46DF7510">
+          <v:shape id="_x0000_i1032" type="#_x0000_t75" style="width:415pt;height:462.55pt" o:ole="">
+            <v:imagedata r:id="rId11" o:title=""/>
+          </v:shape>
+          <o:OLEObject Type="Embed" ProgID="Visio.Drawing.15" ShapeID="_x0000_i1032" DrawAspect="Content" ObjectID="_1852060705" r:id="rId12"/>
+        </w:object>
       </w:r>
     </w:p>
     <w:p>
@@ -5167,43 +5135,14 @@
       </w:pPr>
       <w:r>
         <w:rPr>
-          <w:noProof/>
-        </w:rPr>
-        <w:drawing>
-          <wp:inline distT="0" distB="0" distL="0" distR="0" wp14:anchorId="3D69C874" wp14:editId="294A5A02">
-            <wp:extent cx="4175185" cy="5463440"/>
-            <wp:effectExtent l="0" t="0" r="0" b="4445"/>
-            <wp:docPr id="2" name="图片 2"/>
-            <wp:cNvGraphicFramePr>
-              <a:graphicFrameLocks xmlns:a="http://schemas.openxmlformats.org/drawingml/2006/main" noChangeAspect="1"/>
-            </wp:cNvGraphicFramePr>
-            <a:graphic xmlns:a="http://schemas.openxmlformats.org/drawingml/2006/main">
-              <a:graphicData uri="http://schemas.openxmlformats.org/drawingml/2006/picture">
-                <pic:pic xmlns:pic="http://schemas.openxmlformats.org/drawingml/2006/picture">
-                  <pic:nvPicPr>
-                    <pic:cNvPr id="1" name=""/>
-                    <pic:cNvPicPr/>
-                  </pic:nvPicPr>
-                  <pic:blipFill>
-                    <a:blip r:embed="rId12"/>
-                    <a:stretch>
-                      <a:fillRect/>
-                    </a:stretch>
-                  </pic:blipFill>
-                  <pic:spPr>
-                    <a:xfrm>
-                      <a:off x="0" y="0"/>
-                      <a:ext cx="4178858" cy="5468246"/>
-                    </a:xfrm>
-                    <a:prstGeom prst="rect">
-                      <a:avLst/>
-                    </a:prstGeom>
-                  </pic:spPr>
-                </pic:pic>
-              </a:graphicData>
-            </a:graphic>
-          </wp:inline>
-        </w:drawing>
+          <w:rFonts w:hint="eastAsia"/>
+        </w:rPr>
+        <w:object w:dxaOrig="9421" w:dyaOrig="4590" w14:anchorId="609D6302">
+          <v:shape id="_x0000_i1034" type="#_x0000_t75" style="width:415pt;height:202.4pt" o:ole="">
+            <v:imagedata r:id="rId13" o:title=""/>
+          </v:shape>
+          <o:OLEObject Type="Embed" ProgID="Visio.Drawing.15" ShapeID="_x0000_i1034" DrawAspect="Content" ObjectID="_1852060706" r:id="rId14"/>
+        </w:object>
       </w:r>
     </w:p>
     <w:p>
@@ -6097,7 +6036,6 @@
           <w:sz w:val="24"/>
           <w:szCs w:val="24"/>
         </w:rPr>
-        <w:lastRenderedPageBreak/>
         <w:t>Table: Reservations</w:t>
       </w:r>
     </w:p>
@@ -7040,6 +6978,7 @@
                 <w:rFonts w:asciiTheme="majorHAnsi" w:eastAsiaTheme="majorHAnsi" w:hAnsiTheme="majorHAnsi"/>
                 <w:szCs w:val="21"/>
               </w:rPr>
+              <w:lastRenderedPageBreak/>
               <w:t>CreatedAt</w:t>
             </w:r>
           </w:p>
